--- a/副本.docx
+++ b/副本.docx
@@ -6623,7 +6623,14 @@
                 <w:rStyle w:val="ab"/>
                 <w:rFonts w:hint="eastAsia"/>
               </w:rPr>
-              <w:t>致谢</w:t>
+              <w:t>致</w:t>
+            </w:r>
+            <w:r>
+              <w:rPr>
+                <w:rStyle w:val="ab"/>
+                <w:rFonts w:hint="eastAsia"/>
+              </w:rPr>
+              <w:t>谢</w:t>
             </w:r>
             <w:r>
               <w:rPr>
@@ -6793,6 +6800,9 @@
       <w:bookmarkStart w:id="13" w:name="_Toc227152013"/>
       <w:bookmarkStart w:id="14" w:name="_Toc227152481"/>
       <w:r>
+        <w:rPr>
+          <w:rFonts w:ascii="Times New Roman" w:hAnsi="Times New Roman"/>
+        </w:rPr>
         <w:lastRenderedPageBreak/>
         <w:t>1</w:t>
       </w:r>
@@ -6936,6 +6946,434 @@
     </w:p>
     <w:p>
       <w:pPr>
+        <w:pStyle w:val="ad"/>
+        <w:ind w:firstLine="480"/>
+        <w:rPr>
+          <w:rFonts w:hAnsi="宋体" w:hint="eastAsia"/>
+          <w:sz w:val="24"/>
+          <w:szCs w:val="24"/>
+        </w:rPr>
+      </w:pPr>
+      <w:r>
+        <w:rPr>
+          <w:rFonts w:hAnsi="宋体"/>
+          <w:sz w:val="24"/>
+          <w:szCs w:val="24"/>
+        </w:rPr>
+        <w:t>为了更直观地展示</w:t>
+      </w:r>
+      <w:r>
+        <w:rPr>
+          <w:rFonts w:hAnsi="宋体" w:hint="eastAsia"/>
+          <w:sz w:val="24"/>
+          <w:szCs w:val="24"/>
+        </w:rPr>
+        <w:t>传统算法的痛点和</w:t>
+      </w:r>
+      <w:r>
+        <w:rPr>
+          <w:rFonts w:hAnsi="宋体"/>
+          <w:sz w:val="24"/>
+          <w:szCs w:val="24"/>
+        </w:rPr>
+        <w:t>本文的研究任务</w:t>
+      </w:r>
+      <w:r>
+        <w:rPr>
+          <w:rFonts w:hAnsi="宋体" w:hint="eastAsia"/>
+          <w:sz w:val="24"/>
+          <w:szCs w:val="24"/>
+        </w:rPr>
+        <w:t>，</w:t>
+      </w:r>
+      <w:r>
+        <w:rPr>
+          <w:rFonts w:hAnsi="宋体" w:hint="eastAsia"/>
+          <w:sz w:val="24"/>
+          <w:szCs w:val="24"/>
+        </w:rPr>
+        <w:t>本</w:t>
+      </w:r>
+      <w:r>
+        <w:rPr>
+          <w:rFonts w:hAnsi="宋体" w:hint="eastAsia"/>
+          <w:sz w:val="24"/>
+          <w:szCs w:val="24"/>
+        </w:rPr>
+        <w:t>小</w:t>
+      </w:r>
+      <w:r>
+        <w:rPr>
+          <w:rFonts w:hAnsi="宋体" w:hint="eastAsia"/>
+          <w:sz w:val="24"/>
+          <w:szCs w:val="24"/>
+        </w:rPr>
+        <w:t>节给出了</w:t>
+      </w:r>
+      <w:r>
+        <w:rPr>
+          <w:rFonts w:hAnsi="宋体"/>
+          <w:sz w:val="24"/>
+          <w:szCs w:val="24"/>
+        </w:rPr>
+        <w:t>任意形状数据聚类任务示意图</w:t>
+      </w:r>
+      <w:r>
+        <w:rPr>
+          <w:rFonts w:hAnsi="宋体" w:hint="eastAsia"/>
+          <w:sz w:val="24"/>
+          <w:szCs w:val="24"/>
+        </w:rPr>
+        <w:t>，如图1.1所示。</w:t>
+      </w:r>
+      <w:r>
+        <w:rPr>
+          <w:rFonts w:hAnsi="宋体" w:hint="eastAsia"/>
+          <w:sz w:val="24"/>
+          <w:szCs w:val="24"/>
+        </w:rPr>
+        <w:t>从图</w:t>
+      </w:r>
+      <w:r>
+        <w:rPr>
+          <w:rFonts w:hAnsi="宋体" w:hint="eastAsia"/>
+          <w:sz w:val="24"/>
+          <w:szCs w:val="24"/>
+        </w:rPr>
+        <w:t>1.1</w:t>
+      </w:r>
+      <w:r>
+        <w:rPr>
+          <w:rFonts w:hAnsi="宋体" w:hint="eastAsia"/>
+          <w:sz w:val="24"/>
+          <w:szCs w:val="24"/>
+        </w:rPr>
+        <w:t>中可以得知，传统算法</w:t>
+      </w:r>
+      <w:r>
+        <w:rPr>
+          <w:rFonts w:hAnsi="宋体"/>
+          <w:sz w:val="24"/>
+          <w:szCs w:val="24"/>
+        </w:rPr>
+        <w:t>面对半月形、长条形弯曲等非凸或不规则分布的数据时，它会强行将真实簇切割成若干球形子簇或错误合并本应分离的区域</w:t>
+      </w:r>
+      <w:r>
+        <w:rPr>
+          <w:rFonts w:hAnsi="宋体" w:hint="eastAsia"/>
+          <w:sz w:val="24"/>
+          <w:szCs w:val="24"/>
+        </w:rPr>
+        <w:t>。</w:t>
+      </w:r>
+    </w:p>
+    <w:tbl>
+      <w:tblPr>
+        <w:tblStyle w:val="af6"/>
+        <w:tblW w:w="8306" w:type="dxa"/>
+        <w:jc w:val="center"/>
+        <w:tblBorders>
+          <w:top w:val="none" w:sz="0" w:space="0" w:color="auto"/>
+          <w:left w:val="none" w:sz="0" w:space="0" w:color="auto"/>
+          <w:bottom w:val="none" w:sz="0" w:space="0" w:color="auto"/>
+          <w:right w:val="none" w:sz="0" w:space="0" w:color="auto"/>
+          <w:insideH w:val="none" w:sz="0" w:space="0" w:color="auto"/>
+          <w:insideV w:val="none" w:sz="0" w:space="0" w:color="auto"/>
+        </w:tblBorders>
+        <w:tblLook w:val="04A0" w:firstRow="1" w:lastRow="0" w:firstColumn="1" w:lastColumn="0" w:noHBand="0" w:noVBand="1"/>
+      </w:tblPr>
+      <w:tblGrid>
+        <w:gridCol w:w="4253"/>
+        <w:gridCol w:w="4053"/>
+      </w:tblGrid>
+      <w:tr>
+        <w:trPr>
+          <w:jc w:val="center"/>
+        </w:trPr>
+        <w:tc>
+          <w:tcPr>
+            <w:tcW w:w="4253" w:type="dxa"/>
+          </w:tcPr>
+          <w:p>
+            <w:pPr>
+              <w:autoSpaceDE w:val="0"/>
+              <w:autoSpaceDN w:val="0"/>
+              <w:adjustRightInd w:val="0"/>
+              <w:spacing w:line="360" w:lineRule="auto"/>
+              <w:jc w:val="center"/>
+              <w:rPr>
+                <w:rFonts w:ascii="宋体" w:hAnsi="宋体" w:cs="CourierNewPSMT"/>
+                <w:b/>
+                <w:bCs/>
+                <w:kern w:val="0"/>
+              </w:rPr>
+            </w:pPr>
+            <w:r>
+              <w:rPr>
+                <w:rFonts w:ascii="宋体" w:hAnsi="宋体"/>
+                <w:sz w:val="24"/>
+                <w:szCs w:val="24"/>
+              </w:rPr>
+              <w:lastRenderedPageBreak/>
+              <w:drawing>
+                <wp:inline distT="0" distB="0" distL="0" distR="0" wp14:anchorId="3980819C" wp14:editId="11F9095A">
+                  <wp:extent cx="2408400" cy="1872000"/>
+                  <wp:effectExtent l="0" t="0" r="0" b="1270"/>
+                  <wp:docPr id="434625980" name="图片 4"/>
+                  <wp:cNvGraphicFramePr>
+                    <a:graphicFrameLocks xmlns:a="http://schemas.openxmlformats.org/drawingml/2006/main" noChangeAspect="1"/>
+                  </wp:cNvGraphicFramePr>
+                  <a:graphic xmlns:a="http://schemas.openxmlformats.org/drawingml/2006/main">
+                    <a:graphicData uri="http://schemas.openxmlformats.org/drawingml/2006/picture">
+                      <pic:pic xmlns:pic="http://schemas.openxmlformats.org/drawingml/2006/picture">
+                        <pic:nvPicPr>
+                          <pic:cNvPr id="0" name="Picture 10"/>
+                          <pic:cNvPicPr>
+                            <a:picLocks noChangeAspect="1" noChangeArrowheads="1"/>
+                          </pic:cNvPicPr>
+                        </pic:nvPicPr>
+                        <pic:blipFill>
+                          <a:blip r:embed="rId13" cstate="print">
+                            <a:extLst>
+                              <a:ext uri="{28A0092B-C50C-407E-A947-70E740481C1C}">
+                                <a14:useLocalDpi xmlns:a14="http://schemas.microsoft.com/office/drawing/2010/main" val="0"/>
+                              </a:ext>
+                            </a:extLst>
+                          </a:blip>
+                          <a:srcRect/>
+                          <a:stretch>
+                            <a:fillRect/>
+                          </a:stretch>
+                        </pic:blipFill>
+                        <pic:spPr bwMode="auto">
+                          <a:xfrm>
+                            <a:off x="0" y="0"/>
+                            <a:ext cx="2408400" cy="1872000"/>
+                          </a:xfrm>
+                          <a:prstGeom prst="rect">
+                            <a:avLst/>
+                          </a:prstGeom>
+                          <a:noFill/>
+                          <a:ln>
+                            <a:noFill/>
+                          </a:ln>
+                        </pic:spPr>
+                      </pic:pic>
+                    </a:graphicData>
+                  </a:graphic>
+                </wp:inline>
+              </w:drawing>
+            </w:r>
+          </w:p>
+          <w:p>
+            <w:pPr>
+              <w:autoSpaceDE w:val="0"/>
+              <w:autoSpaceDN w:val="0"/>
+              <w:adjustRightInd w:val="0"/>
+              <w:spacing w:line="360" w:lineRule="auto"/>
+              <w:jc w:val="center"/>
+              <w:rPr>
+                <w:rFonts w:ascii="宋体" w:hAnsi="宋体" w:cs="CourierNewPSMT" w:hint="eastAsia"/>
+                <w:b/>
+                <w:bCs/>
+                <w:kern w:val="0"/>
+              </w:rPr>
+            </w:pPr>
+            <w:r>
+              <w:t>(a)</w:t>
+            </w:r>
+            <w:r>
+              <w:rPr>
+                <w:rFonts w:hint="eastAsia"/>
+              </w:rPr>
+              <w:t>传统算法聚类结果</w:t>
+            </w:r>
+          </w:p>
+        </w:tc>
+        <w:tc>
+          <w:tcPr>
+            <w:tcW w:w="4053" w:type="dxa"/>
+          </w:tcPr>
+          <w:p>
+            <w:pPr>
+              <w:autoSpaceDE w:val="0"/>
+              <w:autoSpaceDN w:val="0"/>
+              <w:adjustRightInd w:val="0"/>
+              <w:spacing w:line="360" w:lineRule="auto"/>
+              <w:jc w:val="center"/>
+              <w:rPr>
+                <w:rFonts w:ascii="宋体" w:hAnsi="宋体" w:cs="CourierNewPSMT"/>
+                <w:b/>
+                <w:bCs/>
+                <w:kern w:val="0"/>
+              </w:rPr>
+            </w:pPr>
+            <w:r>
+              <w:rPr>
+                <w:noProof/>
+              </w:rPr>
+              <w:drawing>
+                <wp:inline distT="0" distB="0" distL="0" distR="0" wp14:anchorId="3066CD77" wp14:editId="72E50C58">
+                  <wp:extent cx="2412000" cy="1872000"/>
+                  <wp:effectExtent l="0" t="0" r="7620" b="0"/>
+                  <wp:docPr id="1758380095" name="图片 6"/>
+                  <wp:cNvGraphicFramePr>
+                    <a:graphicFrameLocks xmlns:a="http://schemas.openxmlformats.org/drawingml/2006/main" noChangeAspect="1"/>
+                  </wp:cNvGraphicFramePr>
+                  <a:graphic xmlns:a="http://schemas.openxmlformats.org/drawingml/2006/main">
+                    <a:graphicData uri="http://schemas.openxmlformats.org/drawingml/2006/picture">
+                      <pic:pic xmlns:pic="http://schemas.openxmlformats.org/drawingml/2006/picture">
+                        <pic:nvPicPr>
+                          <pic:cNvPr id="0" name="Picture 14"/>
+                          <pic:cNvPicPr>
+                            <a:picLocks noChangeAspect="1" noChangeArrowheads="1"/>
+                          </pic:cNvPicPr>
+                        </pic:nvPicPr>
+                        <pic:blipFill>
+                          <a:blip r:embed="rId14" cstate="print">
+                            <a:extLst>
+                              <a:ext uri="{28A0092B-C50C-407E-A947-70E740481C1C}">
+                                <a14:useLocalDpi xmlns:a14="http://schemas.microsoft.com/office/drawing/2010/main" val="0"/>
+                              </a:ext>
+                            </a:extLst>
+                          </a:blip>
+                          <a:srcRect/>
+                          <a:stretch>
+                            <a:fillRect/>
+                          </a:stretch>
+                        </pic:blipFill>
+                        <pic:spPr bwMode="auto">
+                          <a:xfrm>
+                            <a:off x="0" y="0"/>
+                            <a:ext cx="2412000" cy="1872000"/>
+                          </a:xfrm>
+                          <a:prstGeom prst="rect">
+                            <a:avLst/>
+                          </a:prstGeom>
+                          <a:noFill/>
+                          <a:ln>
+                            <a:noFill/>
+                          </a:ln>
+                        </pic:spPr>
+                      </pic:pic>
+                    </a:graphicData>
+                  </a:graphic>
+                </wp:inline>
+              </w:drawing>
+            </w:r>
+          </w:p>
+          <w:p>
+            <w:pPr>
+              <w:autoSpaceDE w:val="0"/>
+              <w:autoSpaceDN w:val="0"/>
+              <w:adjustRightInd w:val="0"/>
+              <w:spacing w:line="360" w:lineRule="auto"/>
+              <w:jc w:val="center"/>
+              <w:rPr>
+                <w:rFonts w:ascii="宋体" w:hAnsi="宋体" w:cs="CourierNewPSMT" w:hint="eastAsia"/>
+                <w:b/>
+                <w:bCs/>
+                <w:kern w:val="0"/>
+              </w:rPr>
+            </w:pPr>
+            <w:r>
+              <w:t>(</w:t>
+            </w:r>
+            <w:r>
+              <w:rPr>
+                <w:rFonts w:hint="eastAsia"/>
+              </w:rPr>
+              <w:t>b</w:t>
+            </w:r>
+            <w:r>
+              <w:t>)</w:t>
+            </w:r>
+            <w:r>
+              <w:rPr>
+                <w:rFonts w:hint="eastAsia"/>
+              </w:rPr>
+              <w:t>理想算法</w:t>
+            </w:r>
+            <w:r>
+              <w:t>聚类</w:t>
+            </w:r>
+            <w:r>
+              <w:rPr>
+                <w:rFonts w:hint="eastAsia"/>
+              </w:rPr>
+              <w:t>结果</w:t>
+            </w:r>
+          </w:p>
+        </w:tc>
+      </w:tr>
+    </w:tbl>
+    <w:p>
+      <w:pPr>
+        <w:autoSpaceDE w:val="0"/>
+        <w:autoSpaceDN w:val="0"/>
+        <w:adjustRightInd w:val="0"/>
+        <w:spacing w:line="360" w:lineRule="auto"/>
+        <w:jc w:val="center"/>
+        <w:rPr>
+          <w:rFonts w:ascii="宋体" w:hAnsi="宋体" w:hint="eastAsia"/>
+          <w:b/>
+          <w:bCs/>
+        </w:rPr>
+      </w:pPr>
+      <w:r>
+        <w:rPr>
+          <w:rFonts w:ascii="宋体" w:hAnsi="宋体" w:cs="CourierNewPSMT" w:hint="eastAsia"/>
+          <w:b/>
+          <w:bCs/>
+          <w:kern w:val="0"/>
+        </w:rPr>
+        <w:t>图</w:t>
+      </w:r>
+      <w:r>
+        <w:rPr>
+          <w:rFonts w:hint="eastAsia"/>
+          <w:b/>
+          <w:bCs/>
+          <w:kern w:val="0"/>
+        </w:rPr>
+        <w:t>1</w:t>
+      </w:r>
+      <w:r>
+        <w:rPr>
+          <w:b/>
+          <w:bCs/>
+          <w:kern w:val="0"/>
+        </w:rPr>
+        <w:t>.</w:t>
+      </w:r>
+      <w:r>
+        <w:rPr>
+          <w:rFonts w:hint="eastAsia"/>
+          <w:b/>
+          <w:bCs/>
+          <w:kern w:val="0"/>
+        </w:rPr>
+        <w:t>1</w:t>
+      </w:r>
+      <w:r>
+        <w:rPr>
+          <w:rFonts w:ascii="宋体" w:hAnsi="宋体" w:hint="eastAsia"/>
+          <w:b/>
+          <w:bCs/>
+        </w:rPr>
+        <w:t xml:space="preserve"> </w:t>
+      </w:r>
+      <w:r>
+        <w:rPr>
+          <w:rFonts w:ascii="宋体" w:hAnsi="宋体"/>
+          <w:b/>
+          <w:bCs/>
+        </w:rPr>
+        <w:t>任意形状数据聚类任务示意图</w:t>
+      </w:r>
+    </w:p>
+    <w:p>
+      <w:pPr>
         <w:pStyle w:val="2"/>
         <w:rPr>
           <w:sz w:val="24"/>
@@ -6988,16 +7426,7 @@
           <w:sz w:val="24"/>
           <w:szCs w:val="24"/>
         </w:rPr>
-        <w:t>聚类技术作为数据挖掘与模式识别的核心支撑，长期受到全球科研人员的重点关注。国内外研究者围绕复杂数据场景持续优化算法框架，突破传统聚类对规</w:t>
-      </w:r>
-      <w:r>
-        <w:rPr>
-          <w:rFonts w:hAnsi="宋体" w:hint="eastAsia"/>
-          <w:sz w:val="24"/>
-          <w:szCs w:val="24"/>
-        </w:rPr>
-        <w:lastRenderedPageBreak/>
-        <w:t>则分布的依赖，重点发展能够适应非凸等复杂形态的聚类方法，以应对真实数据的不规则分布特性。当前</w:t>
+        <w:t>聚类技术作为数据挖掘与模式识别的核心支撑，长期受到全球科研人员的重点关注。国内外研究者围绕复杂数据场景持续优化算法框架，突破传统聚类对规则分布的依赖，重点发展能够适应非凸等复杂形态的聚类方法，以应对真实数据的不规则分布特性。当前</w:t>
       </w:r>
       <w:r>
         <w:rPr>
@@ -7294,6 +7723,7 @@
           <w:sz w:val="24"/>
           <w:szCs w:val="24"/>
         </w:rPr>
+        <w:lastRenderedPageBreak/>
         <w:t>k-medoids</w:t>
       </w:r>
       <w:r>
@@ -7523,16 +7953,7 @@
           <w:sz w:val="24"/>
           <w:szCs w:val="24"/>
         </w:rPr>
-        <w:t>算法使用</w:t>
-      </w:r>
-      <w:r>
-        <w:rPr>
-          <w:rFonts w:hAnsi="宋体"/>
-          <w:sz w:val="24"/>
-          <w:szCs w:val="24"/>
-        </w:rPr>
-        <w:lastRenderedPageBreak/>
-        <w:t>欧氏距离作为相似性度量标准，并且倾向于将数据点分配到与其最近的聚类中心所代表的球形区域内，而这种度量方式对于非球形簇的适应能力有限</w:t>
+        <w:t>算法使用欧氏距离作为相似性度量标准，并且倾向于将数据点分配到与其最近的聚类中心所代表的球形区域内，而这种度量方式对于非球形簇的适应能力有限</w:t>
       </w:r>
       <w:r>
         <w:rPr>
@@ -7728,6 +8149,7 @@
           <w:sz w:val="24"/>
           <w:szCs w:val="24"/>
         </w:rPr>
+        <w:lastRenderedPageBreak/>
         <w:t>分裂层次聚类与凝聚层次聚类相反，它采用自顶向下的策略，从将所有数据点置于一个簇开始，然后逐步将簇分裂为更小的子簇，直到每个数据点成为一个单独的簇或满足特定的停止条件</w:t>
       </w:r>
       <w:r>
@@ -7902,7 +8324,6 @@
           <w:sz w:val="24"/>
           <w:szCs w:val="24"/>
         </w:rPr>
-        <w:lastRenderedPageBreak/>
         <w:t>DBSCAN</w:t>
       </w:r>
       <w:r>
@@ -8011,7 +8432,16 @@
           <w:sz w:val="24"/>
           <w:szCs w:val="24"/>
         </w:rPr>
-        <w:t>其在处理多密度数据集时的局限性。与DBSCAN使用固定邻域半径不同，OPTICS通过引入核心距离和可达距离的概念，构建一个反映数据集内在聚类结构的点排序。核心距离是指使一个点成为核心对象所需的最小邻域半径，而可达距离则是从一个点到另一个点的最小半径，使得后者能被前者密度可达。OPTICS算法首先选择一个未处理的核心对象，然后按照可达距离递增的顺序扩展其邻域，将所有点排列成一个有序列表，并记录每个点的可达距离。这个有序列表和对应的可达距离图能够直观展示数据集的层次化聚类结构，用户可以通过选择不同的可达距离阈值来提取不同粒度的簇。OPTICS算法对参数的选择更加鲁棒，尤其是对邻域半径的依赖性降低，能够有效识别具有不同密度的簇。然而，该算法的实现较为复杂，计算和存储开销较大，且最终聚类结果的提取仍需要用户根据可达距离图进行主观判断，缺乏自动化的阈值选择机制。</w:t>
+        <w:t>其在处理多密度数据集时的局限性。与DBSCAN使用固定邻域半径不同，OPTICS通过引入核心距离和可达距离的概念，构建一个反映数据集内在聚类结构的点排序。核心距离是指使一个点成为核心对</w:t>
+      </w:r>
+      <w:r>
+        <w:rPr>
+          <w:rFonts w:hAnsi="宋体"/>
+          <w:sz w:val="24"/>
+          <w:szCs w:val="24"/>
+        </w:rPr>
+        <w:lastRenderedPageBreak/>
+        <w:t>象所需的最小邻域半径，而可达距离则是从一个点到另一个点的最小半径，使得后者能被前者密度可达。OPTICS算法首先选择一个未处理的核心对象，然后按照可达距离递增的顺序扩展其邻域，将所有点排列成一个有序列表，并记录每个点的可达距离。这个有序列表和对应的可达距离图能够直观展示数据集的层次化聚类结构，用户可以通过选择不同的可达距离阈值来提取不同粒度的簇。OPTICS算法对参数的选择更加鲁棒，尤其是对邻域半径的依赖性降低，能够有效识别具有不同密度的簇。然而，该算法的实现较为复杂，计算和存储开销较大，且最终聚类结果的提取仍需要用户根据可达距离图进行主观判断，缺乏自动化的阈值选择机制。</w:t>
       </w:r>
     </w:p>
     <w:p>
@@ -8072,16 +8502,7 @@
           <w:sz w:val="24"/>
           <w:szCs w:val="24"/>
         </w:rPr>
-        <w:t>基于网格的方法是聚类分析中一类高效的算法，它通过将数据空间划分为有限个单元的网格结构，利用网格单元内数据的统计信息对数据进行压缩表达，从而实现对大规模数据集的快速聚类。这类方法的核心思想是将连续的数据空间离</w:t>
-      </w:r>
-      <w:r>
-        <w:rPr>
-          <w:rFonts w:hAnsi="宋体"/>
-          <w:sz w:val="24"/>
-          <w:szCs w:val="24"/>
-        </w:rPr>
-        <w:lastRenderedPageBreak/>
-        <w:t>散化，将聚类问题转化为在网格结构中寻找高密度区域的问题。基于网格的方法具有计算效率高、易于增量实现、对数据输入顺序不敏感等优点</w:t>
+        <w:t>基于网格的方法是聚类分析中一类高效的算法，它通过将数据空间划分为有限个单元的网格结构，利用网格单元内数据的统计信息对数据进行压缩表达，从而实现对大规模数据集的快速聚类。这类方法的核心思想是将连续的数据空间离散化，将聚类问题转化为在网格结构中寻找高密度区域的问题。基于网格的方法具有计算效率高、易于增量实现、对数据输入顺序不敏感等优点</w:t>
       </w:r>
       <w:r>
         <w:rPr>
@@ -8182,7 +8603,16 @@
           <w:sz w:val="24"/>
           <w:szCs w:val="24"/>
         </w:rPr>
-        <w:t>是一种基于网格多分辨率的聚类算法，它将空间划分为方形单元，并构建层次化的网格结构，每个层次对应不同的分辨率。STING算法的核心在于利用网格单元的统计信息来支持聚类分析，而无需访问原始数据。算法首先从最底层的网格单元开始，计算每个单元内数据的统计信息，如数据点数量、均值、标准差、最小值、最大值以及属性值的分布类型等。这些统计信息被用于估计高层网格单元的分布，从而形成一个多分辨率的层次结构。在聚类过程中，STING通过设定密度阈值来标记稠密网格单元，然后从顶层开始，逐层向下搜索，根据统计信息和查询条件判断相关单元，最终在底层确定满足条件的高密度网格单元。这些相连的高密度网格单元被识别为簇。STING算法的优点在于其查询效率高，能够快速响应不同分辨率的聚类需求，且对数据的分布和输入顺序不敏感。然而，算法的性能高度依赖于网格步长和密度阈值的选择，不恰当的参数可能导致聚类结果的偏差。此外，STING在处理非均匀分布的数据时，可能难以适应不同区域的密度变化，影响聚类效果。</w:t>
+        <w:t>是一种基于网格多分辨率的聚类算法，它将空间划分为方形单元，并构建层次化的网格结构，每个层次对应不同的分辨率。STING算法的核心在于利用网格单元的统计信息来支持聚类分析，而无需访问原始数据。算法首先从最底层的网格单元开始，计算每个单元内数据的统计信息，如数据点数量、均值、标准差、最小值、最大值以及属性值的分布类型等。这些统计信息被用于估计高层网格单元的分布，从而形成一个多分辨率的层次结构。在聚类过程中，STING通过设定密度阈值来标记稠密网格单元，然后从顶层开始，逐层向下搜索，根据统计信息和查询条件判断相关单元，最终在底层确定满足条件的高密度网格单元。这些相连的高密度网格单元被识别为簇。STING算法的优点在于其查询效率高，能够快速响应不同分辨率的聚类需求，且对数据的分布和输入顺序不敏感。然而，算法的性能高度依赖于网格步长和密度阈值的选择，不恰当的参数可能导致聚类</w:t>
+      </w:r>
+      <w:r>
+        <w:rPr>
+          <w:rFonts w:hAnsi="宋体" w:hint="eastAsia"/>
+          <w:sz w:val="24"/>
+          <w:szCs w:val="24"/>
+        </w:rPr>
+        <w:lastRenderedPageBreak/>
+        <w:t>结果的偏差。此外，STING在处理非均匀分布的数据时，可能难以适应不同区域的密度变化，影响聚类效果。</w:t>
       </w:r>
     </w:p>
     <w:p>
@@ -8239,16 +8669,7 @@
           <w:sz w:val="24"/>
           <w:szCs w:val="24"/>
         </w:rPr>
-        <w:t>算法是一种结合了网格和密度思想的子空间聚类方法，专门用于处理高维数据集。它能够自动识别数据在不同子空间中的簇结构，解决了高维数据中由于“维度灾难”导致的聚类困难问题。CLIQUE算法的基本原理是将每个维度划分为若干个区间，形成一个多维的网格结构。然后，算法计算每个网格单元的密度，即落入该单元的数据点数量。通过设定密度阈值，CLIQUE识别出高密度的网格单元，并利用这些单元在不同维度上的组合来发现数据在子空间中的簇。算法的核心步骤包括：首先，对每个维度独立地进行网格划分和密度计算，识别出该维度上的高密度区间；其次，通过组合不同维度上的高密度区间，构建高维的高密度网格单元；最后，将相邻的高密度网格单元连接起来，形成簇。CLIQUE算法能够自动确定相关子空间，无需用户预先指定，且对数据的分布和规模具有良好的适应性。然而，算法对参数的选择较为敏感，尤其是密度阈值和区间数量的</w:t>
-      </w:r>
-      <w:r>
-        <w:rPr>
-          <w:rFonts w:hAnsi="宋体"/>
-          <w:sz w:val="24"/>
-          <w:szCs w:val="24"/>
-        </w:rPr>
-        <w:lastRenderedPageBreak/>
-        <w:t>设定，直接影响聚类结果的质量。</w:t>
+        <w:t>算法是一种结合了网格和密度思想的子空间聚类方法，专门用于处理高维数据集。它能够自动识别数据在不同子空间中的簇结构，解决了高维数据中由于“维度灾难”导致的聚类困难问题。CLIQUE算法的基本原理是将每个维度划分为若干个区间，形成一个多维的网格结构。然后，算法计算每个网格单元的密度，即落入该单元的数据点数量。通过设定密度阈值，CLIQUE识别出高密度的网格单元，并利用这些单元在不同维度上的组合来发现数据在子空间中的簇。算法的核心步骤包括：首先，对每个维度独立地进行网格划分和密度计算，识别出该维度上的高密度区间；其次，通过组合不同维度上的高密度区间，构建高维的高密度网格单元；最后，将相邻的高密度网格单元连接起来，形成簇。CLIQUE算法能够自动确定相关子空间，无需用户预先指定，且对数据的分布和规模具有良好的适应性。然而，算法对参数的选择较为敏感，尤其是密度阈值和区间数量的设定，直接影响聚类结果的质量。</w:t>
       </w:r>
       <w:r>
         <w:rPr>
@@ -8398,7 +8819,16 @@
           <w:sz w:val="24"/>
           <w:szCs w:val="24"/>
         </w:rPr>
-        <w:t>代表一个簇，其参数包括均值向量、协方差矩阵和混合权重。高斯混合模型的核心在于估计这些参数，使得观测数据在该模型下的似然度最大化。算法通过为每个数据点计算其属于各个高斯分量的后验概率，从而实现软聚类，即数据点可以以一定的概率属于多个簇。高斯混合模型能够捕捉数据的复杂形状和相关性，尤其适用于数据分布近似正态的情况。然而，该算法对初始参数的选择较为敏感，可能收敛到局部最优解，且计算复杂度较高，尤其是在处理大规模数据时。</w:t>
+        <w:t>代表一个簇，其参数包括均值向量、协方差矩阵和混合权重。高斯混合模型的核心在于估计这些参数，使得观测数据在该模型下的似然度最大化。算法通过为每个数据点计算其属于各个高斯分量的后验概率，从而实现软聚类，即数据点可以以一定的概率属于多个簇。高斯混合模型能够捕捉数据的复杂形状和相关性，尤其适用于数据分布近似正态的</w:t>
+      </w:r>
+      <w:r>
+        <w:rPr>
+          <w:rFonts w:hAnsi="宋体"/>
+          <w:sz w:val="24"/>
+          <w:szCs w:val="24"/>
+        </w:rPr>
+        <w:lastRenderedPageBreak/>
+        <w:t>情况。然而，该算法对初始参数的选择较为敏感，可能收敛到局部最优解，且计算复杂度较高，尤其是在处理大规模数据时。</w:t>
       </w:r>
     </w:p>
     <w:p>
@@ -8636,16 +9066,7 @@
           <w:sz w:val="24"/>
           <w:szCs w:val="24"/>
         </w:rPr>
-        <w:t>甚至更高的时间复杂度。为了提升效率，研究者们提出了多种</w:t>
-      </w:r>
-      <w:r>
-        <w:rPr>
-          <w:rFonts w:hAnsi="宋体" w:hint="eastAsia"/>
-          <w:sz w:val="24"/>
-          <w:szCs w:val="24"/>
-        </w:rPr>
-        <w:lastRenderedPageBreak/>
-        <w:t>基于采样的优化策略。这些方法通过牺牲极少量的精度，换取计算时间上的数量级提升。</w:t>
+        <w:t>甚至更高的时间复杂度。为了提升效率，研究者们提出了多种基于采样的优化策略。这些方法通过牺牲极少量的精度，换取计算时间上的数量级提升。</w:t>
       </w:r>
     </w:p>
     <w:p>
@@ -8912,6 +9333,7 @@
           <w:sz w:val="24"/>
           <w:szCs w:val="24"/>
         </w:rPr>
+        <w:lastRenderedPageBreak/>
         <w:t>当前，针对任意形状聚类的算法研究虽已涌现出诸多能适配复杂数据分布的成熟方案</w:t>
       </w:r>
       <w:r>
@@ -9249,7 +9671,6 @@
           <w:sz w:val="24"/>
           <w:szCs w:val="24"/>
         </w:rPr>
-        <w:lastRenderedPageBreak/>
         <w:t>第</w:t>
       </w:r>
       <w:r>
@@ -9609,6 +10030,9 @@
       <w:bookmarkStart w:id="45" w:name="_Toc227152024"/>
       <w:bookmarkStart w:id="46" w:name="_Toc227152492"/>
       <w:r>
+        <w:rPr>
+          <w:rFonts w:ascii="Times New Roman" w:hAnsi="Times New Roman"/>
+        </w:rPr>
         <w:lastRenderedPageBreak/>
         <w:t>2</w:t>
       </w:r>
@@ -22907,6 +23331,22 @@
         </w:rPr>
         <w:t>。</w:t>
       </w:r>
+      <w:r>
+        <w:rPr>
+          <w:rFonts w:hAnsi="宋体"/>
+          <w:sz w:val="24"/>
+          <w:szCs w:val="24"/>
+        </w:rPr>
+        <w:t>代表点位置前后调整</w:t>
+      </w:r>
+      <w:r>
+        <w:rPr>
+          <w:rFonts w:hAnsi="宋体" w:hint="eastAsia"/>
+          <w:sz w:val="24"/>
+          <w:szCs w:val="24"/>
+        </w:rPr>
+        <w:t>如图3.2所示。</w:t>
+      </w:r>
     </w:p>
     <w:p>
       <w:pPr>
@@ -22941,7 +23381,7 @@
                     </pic:cNvPicPr>
                   </pic:nvPicPr>
                   <pic:blipFill>
-                    <a:blip r:embed="rId13">
+                    <a:blip r:embed="rId15">
                       <a:extLst>
                         <a:ext uri="{28A0092B-C50C-407E-A947-70E740481C1C}">
                           <a14:useLocalDpi xmlns:a14="http://schemas.microsoft.com/office/drawing/2010/main" val="0"/>
@@ -23329,6 +23769,7 @@
           <w:sz w:val="24"/>
           <w:szCs w:val="24"/>
         </w:rPr>
+        <w:lastRenderedPageBreak/>
         <w:t>首先基于调整后的代表点集合</w:t>
       </w:r>
       <m:oMath>
@@ -23663,7 +24104,6 @@
           <w:sz w:val="24"/>
           <w:szCs w:val="24"/>
         </w:rPr>
-        <w:lastRenderedPageBreak/>
         <w:t>然后</w:t>
       </w:r>
       <w:r>
@@ -26315,6 +26755,7 @@
           <w:sz w:val="24"/>
           <w:szCs w:val="24"/>
         </w:rPr>
+        <w:lastRenderedPageBreak/>
         <w:t>凝聚聚类与标签映射阶段</w:t>
       </w:r>
       <w:r>
@@ -26530,7 +26971,6 @@
           <w:sz w:val="24"/>
           <w:szCs w:val="24"/>
         </w:rPr>
-        <w:lastRenderedPageBreak/>
         <w:t>时间复杂度最高的阶段为采样阶段的</w:t>
       </w:r>
       <m:oMath>
@@ -27654,18 +28094,6 @@
     </w:tbl>
     <w:p>
       <w:pPr>
-        <w:pStyle w:val="ad"/>
-        <w:ind w:firstLineChars="0" w:firstLine="0"/>
-        <w:rPr>
-          <w:rFonts w:hAnsi="宋体" w:hint="eastAsia"/>
-          <w:color w:val="FF0000"/>
-          <w:sz w:val="24"/>
-          <w:szCs w:val="24"/>
-        </w:rPr>
-      </w:pPr>
-    </w:p>
-    <w:p>
-      <w:pPr>
         <w:pStyle w:val="3"/>
       </w:pPr>
       <w:bookmarkStart w:id="132" w:name="_Toc226903285"/>
@@ -28617,17 +29045,6 @@
     <w:p>
       <w:pPr>
         <w:pStyle w:val="ad"/>
-        <w:ind w:firstLine="480"/>
-        <w:rPr>
-          <w:rFonts w:hAnsi="宋体" w:hint="eastAsia"/>
-          <w:sz w:val="24"/>
-          <w:szCs w:val="24"/>
-        </w:rPr>
-      </w:pPr>
-    </w:p>
-    <w:p>
-      <w:pPr>
-        <w:pStyle w:val="ad"/>
         <w:numPr>
           <w:ilvl w:val="0"/>
           <w:numId w:val="3"/>
@@ -29268,7 +29685,6 @@
               <w:rPr>
                 <w:rFonts w:hint="eastAsia"/>
               </w:rPr>
-              <w:lastRenderedPageBreak/>
               <w:t>DS-2.4</w:t>
             </w:r>
           </w:p>
@@ -29485,6 +29901,7 @@
               <w:rPr>
                 <w:rFonts w:hint="eastAsia"/>
               </w:rPr>
+              <w:lastRenderedPageBreak/>
               <w:t>DS-2.6</w:t>
             </w:r>
           </w:p>
@@ -30162,7 +30579,6 @@
           <w:sz w:val="24"/>
           <w:szCs w:val="24"/>
         </w:rPr>
-        <w:lastRenderedPageBreak/>
         <w:t>Spambase</w:t>
       </w:r>
       <w:r>
@@ -30200,6 +30616,7 @@
           <w:sz w:val="24"/>
           <w:szCs w:val="24"/>
         </w:rPr>
+        <w:lastRenderedPageBreak/>
         <w:t>考虑到数据集中各属性的计量单位存在差异，为消除量纲带来的影响，本文对所有数据实施了min-max标准化处理。经此处理后，数据均被映射至[0,1]区间内，其标准化处理的数学表达式如下：</w:t>
       </w:r>
     </w:p>
@@ -30932,7 +31349,7 @@
           <w:noProof/>
         </w:rPr>
         <w:drawing>
-          <wp:inline distT="0" distB="0" distL="0" distR="0" wp14:anchorId="65CB4209" wp14:editId="34061119">
+          <wp:inline distT="0" distB="0" distL="0" distR="0" wp14:anchorId="65CB4209" wp14:editId="26545D4C">
             <wp:extent cx="4093200" cy="2455200"/>
             <wp:effectExtent l="0" t="0" r="3175" b="2540"/>
             <wp:docPr id="1208254361" name="图片 18"/>
@@ -30949,7 +31366,7 @@
                     </pic:cNvPicPr>
                   </pic:nvPicPr>
                   <pic:blipFill>
-                    <a:blip r:embed="rId14" cstate="print">
+                    <a:blip r:embed="rId16" cstate="print">
                       <a:extLst>
                         <a:ext uri="{28A0092B-C50C-407E-A947-70E740481C1C}">
                           <a14:useLocalDpi xmlns:a14="http://schemas.microsoft.com/office/drawing/2010/main" val="0"/>
@@ -31325,7 +31742,7 @@
                     </pic:cNvPicPr>
                   </pic:nvPicPr>
                   <pic:blipFill>
-                    <a:blip r:embed="rId15">
+                    <a:blip r:embed="rId17">
                       <a:extLst>
                         <a:ext uri="{28A0092B-C50C-407E-A947-70E740481C1C}">
                           <a14:useLocalDpi xmlns:a14="http://schemas.microsoft.com/office/drawing/2010/main" val="0"/>
@@ -31671,7 +32088,7 @@
           <w:noProof/>
         </w:rPr>
         <w:drawing>
-          <wp:inline distT="0" distB="0" distL="0" distR="0" wp14:anchorId="490418D4" wp14:editId="092D9050">
+          <wp:inline distT="0" distB="0" distL="0" distR="0" wp14:anchorId="490418D4" wp14:editId="18CDB2E3">
             <wp:extent cx="4078800" cy="2448000"/>
             <wp:effectExtent l="0" t="0" r="0" b="0"/>
             <wp:docPr id="361884047" name="图片 21"/>
@@ -31688,7 +32105,7 @@
                     </pic:cNvPicPr>
                   </pic:nvPicPr>
                   <pic:blipFill>
-                    <a:blip r:embed="rId16" cstate="print">
+                    <a:blip r:embed="rId18" cstate="print">
                       <a:extLst>
                         <a:ext uri="{28A0092B-C50C-407E-A947-70E740481C1C}">
                           <a14:useLocalDpi xmlns:a14="http://schemas.microsoft.com/office/drawing/2010/main" val="0"/>
@@ -32823,7 +33240,7 @@
                     </pic:cNvPicPr>
                   </pic:nvPicPr>
                   <pic:blipFill>
-                    <a:blip r:embed="rId17" cstate="print">
+                    <a:blip r:embed="rId19" cstate="print">
                       <a:extLst>
                         <a:ext uri="{28A0092B-C50C-407E-A947-70E740481C1C}">
                           <a14:useLocalDpi xmlns:a14="http://schemas.microsoft.com/office/drawing/2010/main" val="0"/>
@@ -33059,7 +33476,7 @@
                     </pic:cNvPicPr>
                   </pic:nvPicPr>
                   <pic:blipFill>
-                    <a:blip r:embed="rId18" cstate="print">
+                    <a:blip r:embed="rId20" cstate="print">
                       <a:extLst>
                         <a:ext uri="{28A0092B-C50C-407E-A947-70E740481C1C}">
                           <a14:useLocalDpi xmlns:a14="http://schemas.microsoft.com/office/drawing/2010/main" val="0"/>
@@ -33284,7 +33701,7 @@
                     </pic:cNvPicPr>
                   </pic:nvPicPr>
                   <pic:blipFill>
-                    <a:blip r:embed="rId19" cstate="print">
+                    <a:blip r:embed="rId21" cstate="print">
                       <a:extLst>
                         <a:ext uri="{28A0092B-C50C-407E-A947-70E740481C1C}">
                           <a14:useLocalDpi xmlns:a14="http://schemas.microsoft.com/office/drawing/2010/main" val="0"/>
@@ -33510,7 +33927,7 @@
                     </pic:cNvPicPr>
                   </pic:nvPicPr>
                   <pic:blipFill>
-                    <a:blip r:embed="rId20" cstate="print">
+                    <a:blip r:embed="rId22" cstate="print">
                       <a:extLst>
                         <a:ext uri="{28A0092B-C50C-407E-A947-70E740481C1C}">
                           <a14:useLocalDpi xmlns:a14="http://schemas.microsoft.com/office/drawing/2010/main" val="0"/>
@@ -33745,7 +34162,7 @@
                     </pic:cNvPicPr>
                   </pic:nvPicPr>
                   <pic:blipFill>
-                    <a:blip r:embed="rId21" cstate="print">
+                    <a:blip r:embed="rId23" cstate="print">
                       <a:extLst>
                         <a:ext uri="{28A0092B-C50C-407E-A947-70E740481C1C}">
                           <a14:useLocalDpi xmlns:a14="http://schemas.microsoft.com/office/drawing/2010/main" val="0"/>
@@ -36848,7 +37265,7 @@
         </w:rPr>
         <w:lastRenderedPageBreak/>
         <w:drawing>
-          <wp:inline distT="0" distB="0" distL="0" distR="0" wp14:anchorId="414BA03D" wp14:editId="3E5CCCE7">
+          <wp:inline distT="0" distB="0" distL="0" distR="0" wp14:anchorId="414BA03D" wp14:editId="7A228177">
             <wp:extent cx="3951499" cy="2371090"/>
             <wp:effectExtent l="0" t="0" r="0" b="0"/>
             <wp:docPr id="1238547239" name="图片 9"/>
@@ -36865,7 +37282,7 @@
                     </pic:cNvPicPr>
                   </pic:nvPicPr>
                   <pic:blipFill>
-                    <a:blip r:embed="rId22" cstate="print">
+                    <a:blip r:embed="rId24" cstate="print">
                       <a:extLst>
                         <a:ext uri="{28A0092B-C50C-407E-A947-70E740481C1C}">
                           <a14:useLocalDpi xmlns:a14="http://schemas.microsoft.com/office/drawing/2010/main" val="0"/>
@@ -39278,6 +39695,9 @@
       <w:bookmarkStart w:id="170" w:name="_Toc227152052"/>
       <w:bookmarkStart w:id="171" w:name="_Toc227152520"/>
       <w:r>
+        <w:rPr>
+          <w:rFonts w:ascii="Times New Roman" w:hAnsi="Times New Roman"/>
+        </w:rPr>
         <w:lastRenderedPageBreak/>
         <w:t>5</w:t>
       </w:r>
@@ -42494,7 +42914,6 @@
         <w:spacing w:line="360" w:lineRule="auto"/>
         <w:ind w:left="480" w:hangingChars="200" w:hanging="480"/>
         <w:rPr>
-          <w:rFonts w:hint="eastAsia"/>
           <w:sz w:val="24"/>
           <w:szCs w:val="24"/>
         </w:rPr>
@@ -42769,18 +43188,42 @@
         <w:spacing w:line="360" w:lineRule="auto"/>
         <w:ind w:left="480" w:hangingChars="200" w:hanging="480"/>
         <w:rPr>
+          <w:rFonts w:ascii="宋体" w:hAnsi="宋体" w:hint="eastAsia"/>
+          <w:sz w:val="24"/>
+          <w:szCs w:val="24"/>
+        </w:rPr>
+      </w:pPr>
+      <w:r>
+        <w:rPr>
           <w:rFonts w:ascii="宋体" w:hAnsi="宋体"/>
           <w:sz w:val="24"/>
           <w:szCs w:val="24"/>
         </w:rPr>
-      </w:pPr>
+        <w:t>[</w:t>
+      </w:r>
+      <w:r>
+        <w:rPr>
+          <w:rFonts w:ascii="宋体" w:hAnsi="宋体" w:hint="eastAsia"/>
+          <w:sz w:val="24"/>
+          <w:szCs w:val="24"/>
+        </w:rPr>
+        <w:t>3</w:t>
+      </w:r>
+      <w:r>
+        <w:rPr>
+          <w:rFonts w:ascii="宋体" w:hAnsi="宋体" w:hint="eastAsia"/>
+          <w:sz w:val="24"/>
+          <w:szCs w:val="24"/>
+        </w:rPr>
+        <w:t>3</w:t>
+      </w:r>
       <w:r>
         <w:rPr>
           <w:rFonts w:ascii="宋体" w:hAnsi="宋体"/>
           <w:sz w:val="24"/>
           <w:szCs w:val="24"/>
         </w:rPr>
-        <w:t>[</w:t>
+        <w:t xml:space="preserve">] </w:t>
       </w:r>
       <w:r>
         <w:rPr>
@@ -42788,7 +43231,7 @@
           <w:sz w:val="24"/>
           <w:szCs w:val="24"/>
         </w:rPr>
-        <w:t>3</w:t>
+        <w:t>阳时来</w:t>
       </w:r>
       <w:r>
         <w:rPr>
@@ -42796,15 +43239,7 @@
           <w:sz w:val="24"/>
           <w:szCs w:val="24"/>
         </w:rPr>
-        <w:t>3</w:t>
-      </w:r>
-      <w:r>
-        <w:rPr>
-          <w:rFonts w:ascii="宋体" w:hAnsi="宋体"/>
-          <w:sz w:val="24"/>
-          <w:szCs w:val="24"/>
-        </w:rPr>
-        <w:t xml:space="preserve">] </w:t>
+        <w:t>，</w:t>
       </w:r>
       <w:r>
         <w:rPr>
@@ -42812,7 +43247,7 @@
           <w:sz w:val="24"/>
           <w:szCs w:val="24"/>
         </w:rPr>
-        <w:t>阳时来</w:t>
+        <w:t>杨雅辉</w:t>
       </w:r>
       <w:r>
         <w:rPr>
@@ -42828,7 +43263,7 @@
           <w:sz w:val="24"/>
           <w:szCs w:val="24"/>
         </w:rPr>
-        <w:t>杨雅辉</w:t>
+        <w:t>沈晴霓</w:t>
       </w:r>
       <w:r>
         <w:rPr>
@@ -42844,7 +43279,7 @@
           <w:sz w:val="24"/>
           <w:szCs w:val="24"/>
         </w:rPr>
-        <w:t>沈晴霓</w:t>
+        <w:t>黄海珍.一种基于半监督GHSOM的入侵检测方法[J].计算机研究与发展</w:t>
       </w:r>
       <w:r>
         <w:rPr>
@@ -42860,7 +43295,7 @@
           <w:sz w:val="24"/>
           <w:szCs w:val="24"/>
         </w:rPr>
-        <w:t>黄海珍.一种基于半监督GHSOM的入侵检测方法[J].计算机研究与发展</w:t>
+        <w:t>2013</w:t>
       </w:r>
       <w:r>
         <w:rPr>
@@ -42876,7 +43311,7 @@
           <w:sz w:val="24"/>
           <w:szCs w:val="24"/>
         </w:rPr>
-        <w:t>2013</w:t>
+        <w:t>50</w:t>
       </w:r>
       <w:r>
         <w:rPr>
@@ -42884,7 +43319,7 @@
           <w:sz w:val="24"/>
           <w:szCs w:val="24"/>
         </w:rPr>
-        <w:t>，</w:t>
+        <w:t>（</w:t>
       </w:r>
       <w:r>
         <w:rPr>
@@ -42892,7 +43327,7 @@
           <w:sz w:val="24"/>
           <w:szCs w:val="24"/>
         </w:rPr>
-        <w:t>50</w:t>
+        <w:t>11</w:t>
       </w:r>
       <w:r>
         <w:rPr>
@@ -42900,7 +43335,7 @@
           <w:sz w:val="24"/>
           <w:szCs w:val="24"/>
         </w:rPr>
-        <w:t>（</w:t>
+        <w:t>）</w:t>
       </w:r>
       <w:r>
         <w:rPr>
@@ -42908,27 +43343,11 @@
           <w:sz w:val="24"/>
           <w:szCs w:val="24"/>
         </w:rPr>
-        <w:t>11</w:t>
+        <w:t>: 2375-2382</w:t>
       </w:r>
       <w:r>
         <w:rPr>
           <w:rFonts w:ascii="宋体" w:hAnsi="宋体" w:hint="eastAsia"/>
-          <w:sz w:val="24"/>
-          <w:szCs w:val="24"/>
-        </w:rPr>
-        <w:t>）</w:t>
-      </w:r>
-      <w:r>
-        <w:rPr>
-          <w:rFonts w:ascii="宋体" w:hAnsi="宋体" w:hint="eastAsia"/>
-          <w:sz w:val="24"/>
-          <w:szCs w:val="24"/>
-        </w:rPr>
-        <w:t>: 2375-2382.</w:t>
-      </w:r>
-      <w:r>
-        <w:rPr>
-          <w:rFonts w:ascii="宋体" w:hAnsi="宋体"/>
           <w:sz w:val="24"/>
           <w:szCs w:val="24"/>
         </w:rPr>
@@ -42940,7 +43359,7 @@
         <w:spacing w:line="360" w:lineRule="auto"/>
         <w:ind w:left="480" w:hangingChars="200" w:hanging="480"/>
         <w:rPr>
-          <w:rFonts w:ascii="宋体" w:hAnsi="宋体"/>
+          <w:rFonts w:ascii="宋体" w:hAnsi="宋体" w:hint="eastAsia"/>
           <w:sz w:val="24"/>
           <w:szCs w:val="24"/>
         </w:rPr>
@@ -43635,8 +44054,8 @@
           <w:bCs/>
         </w:rPr>
         <w:sectPr>
-          <w:headerReference w:type="default" r:id="rId23"/>
-          <w:footerReference w:type="default" r:id="rId24"/>
+          <w:headerReference w:type="default" r:id="rId25"/>
+          <w:footerReference w:type="default" r:id="rId26"/>
           <w:footnotePr>
             <w:numFmt w:val="decimalEnclosedCircleChinese"/>
           </w:footnotePr>
@@ -43651,8 +44070,8 @@
     </w:p>
     <w:p/>
     <w:sectPr>
-      <w:headerReference w:type="default" r:id="rId25"/>
-      <w:footerReference w:type="default" r:id="rId26"/>
+      <w:headerReference w:type="default" r:id="rId27"/>
+      <w:footerReference w:type="default" r:id="rId28"/>
       <w:footnotePr>
         <w:numFmt w:val="decimalEnclosedCircleChinese"/>
       </w:footnotePr>
@@ -44647,7 +45066,7 @@
   <w:style w:type="paragraph" w:default="1" w:styleId="a">
     <w:name w:val="Normal"/>
     <w:qFormat/>
-    <w:rsid w:val="00D30190"/>
+    <w:rsid w:val="00FF75BA"/>
     <w:pPr>
       <w:widowControl w:val="0"/>
       <w:jc w:val="both"/>
@@ -44817,7 +45236,6 @@
   <w:style w:type="character" w:default="1" w:styleId="a0">
     <w:name w:val="Default Paragraph Font"/>
     <w:uiPriority w:val="1"/>
-    <w:semiHidden/>
     <w:unhideWhenUsed/>
   </w:style>
   <w:style w:type="table" w:default="1" w:styleId="a1">
@@ -45458,6 +45876,21 @@
       <w:szCs w:val="24"/>
     </w:rPr>
   </w:style>
+  <w:style w:type="table" w:styleId="af6">
+    <w:name w:val="Table Grid"/>
+    <w:basedOn w:val="a1"/>
+    <w:rsid w:val="005F4BE5"/>
+    <w:tblPr>
+      <w:tblBorders>
+        <w:top w:val="single" w:sz="4" w:space="0" w:color="auto"/>
+        <w:left w:val="single" w:sz="4" w:space="0" w:color="auto"/>
+        <w:bottom w:val="single" w:sz="4" w:space="0" w:color="auto"/>
+        <w:right w:val="single" w:sz="4" w:space="0" w:color="auto"/>
+        <w:insideH w:val="single" w:sz="4" w:space="0" w:color="auto"/>
+        <w:insideV w:val="single" w:sz="4" w:space="0" w:color="auto"/>
+      </w:tblBorders>
+    </w:tblPr>
+  </w:style>
 </w:styles>
 </file>
 

--- a/副本.docx
+++ b/副本.docx
@@ -6623,14 +6623,7 @@
                 <w:rStyle w:val="ab"/>
                 <w:rFonts w:hint="eastAsia"/>
               </w:rPr>
-              <w:t>致</w:t>
-            </w:r>
-            <w:r>
-              <w:rPr>
-                <w:rStyle w:val="ab"/>
-                <w:rFonts w:hint="eastAsia"/>
-              </w:rPr>
-              <w:t>谢</w:t>
+              <w:t>致谢</w:t>
             </w:r>
             <w:r>
               <w:rPr>
@@ -7110,16 +7103,17 @@
             </w:pPr>
             <w:r>
               <w:rPr>
-                <w:rFonts w:ascii="宋体" w:hAnsi="宋体"/>
-                <w:sz w:val="24"/>
-                <w:szCs w:val="24"/>
+                <w:rFonts w:ascii="宋体" w:hAnsi="宋体" w:cs="CourierNewPSMT"/>
+                <w:b/>
+                <w:bCs/>
+                <w:kern w:val="0"/>
               </w:rPr>
               <w:lastRenderedPageBreak/>
               <w:drawing>
-                <wp:inline distT="0" distB="0" distL="0" distR="0" wp14:anchorId="3980819C" wp14:editId="11F9095A">
+                <wp:inline distT="0" distB="0" distL="0" distR="0" wp14:anchorId="37B7AE5E" wp14:editId="6CF89671">
                   <wp:extent cx="2408400" cy="1872000"/>
-                  <wp:effectExtent l="0" t="0" r="0" b="1270"/>
-                  <wp:docPr id="434625980" name="图片 4"/>
+                  <wp:effectExtent l="0" t="0" r="0" b="0"/>
+                  <wp:docPr id="1647332590" name="图片 2"/>
                   <wp:cNvGraphicFramePr>
                     <a:graphicFrameLocks xmlns:a="http://schemas.openxmlformats.org/drawingml/2006/main" noChangeAspect="1"/>
                   </wp:cNvGraphicFramePr>
@@ -7127,7 +7121,7 @@
                     <a:graphicData uri="http://schemas.openxmlformats.org/drawingml/2006/picture">
                       <pic:pic xmlns:pic="http://schemas.openxmlformats.org/drawingml/2006/picture">
                         <pic:nvPicPr>
-                          <pic:cNvPr id="0" name="Picture 10"/>
+                          <pic:cNvPr id="0" name="Picture 6"/>
                           <pic:cNvPicPr>
                             <a:picLocks noChangeAspect="1" noChangeArrowheads="1"/>
                           </pic:cNvPicPr>
@@ -7202,7 +7196,7 @@
               <w:spacing w:line="360" w:lineRule="auto"/>
               <w:jc w:val="center"/>
               <w:rPr>
-                <w:rFonts w:ascii="宋体" w:hAnsi="宋体" w:cs="CourierNewPSMT"/>
+                <w:rFonts w:ascii="宋体" w:hAnsi="宋体" w:cs="CourierNewPSMT" w:hint="eastAsia"/>
                 <w:b/>
                 <w:bCs/>
                 <w:kern w:val="0"/>
@@ -31349,7 +31343,7 @@
           <w:noProof/>
         </w:rPr>
         <w:drawing>
-          <wp:inline distT="0" distB="0" distL="0" distR="0" wp14:anchorId="65CB4209" wp14:editId="26545D4C">
+          <wp:inline distT="0" distB="0" distL="0" distR="0" wp14:anchorId="65CB4209" wp14:editId="237224C0">
             <wp:extent cx="4093200" cy="2455200"/>
             <wp:effectExtent l="0" t="0" r="3175" b="2540"/>
             <wp:docPr id="1208254361" name="图片 18"/>
@@ -32088,7 +32082,7 @@
           <w:noProof/>
         </w:rPr>
         <w:drawing>
-          <wp:inline distT="0" distB="0" distL="0" distR="0" wp14:anchorId="490418D4" wp14:editId="18CDB2E3">
+          <wp:inline distT="0" distB="0" distL="0" distR="0" wp14:anchorId="490418D4" wp14:editId="6685509A">
             <wp:extent cx="4078800" cy="2448000"/>
             <wp:effectExtent l="0" t="0" r="0" b="0"/>
             <wp:docPr id="361884047" name="图片 21"/>
@@ -37265,7 +37259,7 @@
         </w:rPr>
         <w:lastRenderedPageBreak/>
         <w:drawing>
-          <wp:inline distT="0" distB="0" distL="0" distR="0" wp14:anchorId="414BA03D" wp14:editId="7A228177">
+          <wp:inline distT="0" distB="0" distL="0" distR="0" wp14:anchorId="414BA03D" wp14:editId="393FFACD">
             <wp:extent cx="3951499" cy="2371090"/>
             <wp:effectExtent l="0" t="0" r="0" b="0"/>
             <wp:docPr id="1238547239" name="图片 9"/>

--- a/副本.docx
+++ b/副本.docx
@@ -7095,17 +7095,18 @@
               <w:spacing w:line="360" w:lineRule="auto"/>
               <w:jc w:val="center"/>
               <w:rPr>
+                <w:rFonts w:ascii="宋体" w:hAnsi="宋体" w:cs="CourierNewPSMT" w:hint="eastAsia"/>
+                <w:b/>
+                <w:bCs/>
+                <w:kern w:val="0"/>
+              </w:rPr>
+            </w:pPr>
+            <w:r>
+              <w:rPr>
                 <w:rFonts w:ascii="宋体" w:hAnsi="宋体" w:cs="CourierNewPSMT"/>
                 <w:b/>
                 <w:bCs/>
-                <w:kern w:val="0"/>
-              </w:rPr>
-            </w:pPr>
-            <w:r>
-              <w:rPr>
-                <w:rFonts w:ascii="宋体" w:hAnsi="宋体" w:cs="CourierNewPSMT"/>
-                <w:b/>
-                <w:bCs/>
+                <w:noProof/>
                 <w:kern w:val="0"/>
               </w:rPr>
               <w:lastRenderedPageBreak/>
@@ -14156,6 +14157,7 @@
             <w:tcW w:w="6940" w:type="dxa"/>
             <w:tcBorders>
               <w:top w:val="single" w:sz="12" w:space="0" w:color="auto"/>
+              <w:bottom w:val="nil"/>
             </w:tcBorders>
             <w:vAlign w:val="center"/>
           </w:tcPr>
@@ -14271,6 +14273,10 @@
         <w:tc>
           <w:tcPr>
             <w:tcW w:w="6940" w:type="dxa"/>
+            <w:tcBorders>
+              <w:top w:val="nil"/>
+              <w:bottom w:val="nil"/>
+            </w:tcBorders>
             <w:vAlign w:val="center"/>
           </w:tcPr>
           <w:p>
@@ -14327,6 +14333,10 @@
         <w:tc>
           <w:tcPr>
             <w:tcW w:w="6940" w:type="dxa"/>
+            <w:tcBorders>
+              <w:top w:val="nil"/>
+              <w:bottom w:val="nil"/>
+            </w:tcBorders>
             <w:vAlign w:val="center"/>
           </w:tcPr>
           <w:p>
@@ -14563,6 +14573,7 @@
           <w:tcPr>
             <w:tcW w:w="6940" w:type="dxa"/>
             <w:tcBorders>
+              <w:top w:val="nil"/>
               <w:bottom w:val="nil"/>
             </w:tcBorders>
             <w:vAlign w:val="center"/>
@@ -16002,6 +16013,7 @@
                   <m:ctrlPr>
                     <w:rPr>
                       <w:rFonts w:ascii="Cambria Math" w:hAnsi="Cambria Math"/>
+                      <w:i/>
                       <w:sz w:val="24"/>
                       <w:szCs w:val="24"/>
                     </w:rPr>
@@ -16041,6 +16053,7 @@
                   <m:ctrlPr>
                     <w:rPr>
                       <w:rFonts w:ascii="Cambria Math" w:hAnsi="Cambria Math"/>
+                      <w:i/>
                       <w:sz w:val="24"/>
                       <w:szCs w:val="24"/>
                     </w:rPr>
@@ -16073,6 +16086,7 @@
                   <m:ctrlPr>
                     <w:rPr>
                       <w:rFonts w:ascii="Cambria Math" w:hAnsi="Cambria Math"/>
+                      <w:i/>
                       <w:sz w:val="24"/>
                       <w:szCs w:val="24"/>
                     </w:rPr>
@@ -16084,6 +16098,7 @@
                       <m:ctrlPr>
                         <w:rPr>
                           <w:rFonts w:ascii="Cambria Math" w:hAnsi="Cambria Math"/>
+                          <w:i/>
                           <w:sz w:val="24"/>
                           <w:szCs w:val="24"/>
                         </w:rPr>
@@ -16091,23 +16106,12 @@
                     </m:limLowPr>
                     <m:e>
                       <m:r>
-                        <m:rPr>
-                          <m:sty m:val="p"/>
-                        </m:rPr>
                         <w:rPr>
                           <w:rFonts w:ascii="Cambria Math" w:hAnsi="Cambria Math"/>
                           <w:sz w:val="24"/>
                           <w:szCs w:val="24"/>
                         </w:rPr>
-                        <m:t>ma</m:t>
-                      </m:r>
-                      <m:r>
-                        <w:rPr>
-                          <w:rFonts w:ascii="Cambria Math" w:hAnsi="Cambria Math"/>
-                          <w:sz w:val="24"/>
-                          <w:szCs w:val="24"/>
-                        </w:rPr>
-                        <m:t>x</m:t>
+                        <m:t>max</m:t>
                       </m:r>
                     </m:e>
                     <m:lim>
@@ -16117,24 +16121,14 @@
                           <w:sz w:val="24"/>
                           <w:szCs w:val="24"/>
                         </w:rPr>
-                        <m:t>1≤i≤</m:t>
-                      </m:r>
-                      <m:r>
-                        <m:rPr>
-                          <m:sty m:val="p"/>
-                        </m:rPr>
-                        <w:rPr>
-                          <w:rFonts w:ascii="Cambria Math" w:hAnsi="Cambria Math"/>
-                          <w:sz w:val="24"/>
-                          <w:szCs w:val="24"/>
-                        </w:rPr>
-                        <m:t>∣</m:t>
+                        <m:t>1≤i≤∣</m:t>
                       </m:r>
                       <m:sSup>
                         <m:sSupPr>
                           <m:ctrlPr>
                             <w:rPr>
                               <w:rFonts w:ascii="Cambria Math" w:hAnsi="Cambria Math"/>
+                              <w:i/>
                               <w:sz w:val="24"/>
                               <w:szCs w:val="24"/>
                             </w:rPr>
@@ -16152,9 +16146,6 @@
                         </m:e>
                         <m:sup>
                           <m:r>
-                            <m:rPr>
-                              <m:sty m:val="p"/>
-                            </m:rPr>
                             <w:rPr>
                               <w:rFonts w:ascii="Cambria Math" w:hAnsi="Cambria Math"/>
                               <w:sz w:val="24"/>
@@ -16165,9 +16156,6 @@
                         </m:sup>
                       </m:sSup>
                       <m:r>
-                        <m:rPr>
-                          <m:sty m:val="p"/>
-                        </m:rPr>
                         <w:rPr>
                           <w:rFonts w:ascii="Cambria Math" w:hAnsi="Cambria Math"/>
                           <w:sz w:val="24"/>
@@ -16182,6 +16170,7 @@
                       <m:ctrlPr>
                         <w:rPr>
                           <w:rFonts w:ascii="Cambria Math" w:hAnsi="Cambria Math"/>
+                          <w:i/>
                           <w:sz w:val="24"/>
                           <w:szCs w:val="24"/>
                         </w:rPr>
@@ -16215,6 +16204,7 @@
                       <m:ctrlPr>
                         <w:rPr>
                           <w:rFonts w:ascii="Cambria Math" w:hAnsi="Cambria Math"/>
+                          <w:i/>
                           <w:sz w:val="24"/>
                           <w:szCs w:val="24"/>
                         </w:rPr>
@@ -16222,23 +16212,12 @@
                     </m:limLowPr>
                     <m:e>
                       <m:r>
-                        <m:rPr>
-                          <m:sty m:val="p"/>
-                        </m:rPr>
                         <w:rPr>
                           <w:rFonts w:ascii="Cambria Math" w:hAnsi="Cambria Math"/>
                           <w:sz w:val="24"/>
                           <w:szCs w:val="24"/>
                         </w:rPr>
-                        <m:t>mi</m:t>
-                      </m:r>
-                      <m:r>
-                        <w:rPr>
-                          <w:rFonts w:ascii="Cambria Math" w:hAnsi="Cambria Math"/>
-                          <w:sz w:val="24"/>
-                          <w:szCs w:val="24"/>
-                        </w:rPr>
-                        <m:t>n</m:t>
+                        <m:t>min</m:t>
                       </m:r>
                     </m:e>
                     <m:lim>
@@ -16248,24 +16227,14 @@
                           <w:sz w:val="24"/>
                           <w:szCs w:val="24"/>
                         </w:rPr>
-                        <m:t>1≤i≤</m:t>
-                      </m:r>
-                      <m:r>
-                        <m:rPr>
-                          <m:sty m:val="p"/>
-                        </m:rPr>
-                        <w:rPr>
-                          <w:rFonts w:ascii="Cambria Math" w:hAnsi="Cambria Math"/>
-                          <w:sz w:val="24"/>
-                          <w:szCs w:val="24"/>
-                        </w:rPr>
-                        <m:t>∣</m:t>
+                        <m:t>1≤i≤∣</m:t>
                       </m:r>
                       <m:sSup>
                         <m:sSupPr>
                           <m:ctrlPr>
                             <w:rPr>
                               <w:rFonts w:ascii="Cambria Math" w:hAnsi="Cambria Math"/>
+                              <w:i/>
                               <w:sz w:val="24"/>
                               <w:szCs w:val="24"/>
                             </w:rPr>
@@ -16283,9 +16252,6 @@
                         </m:e>
                         <m:sup>
                           <m:r>
-                            <m:rPr>
-                              <m:sty m:val="p"/>
-                            </m:rPr>
                             <w:rPr>
                               <w:rFonts w:ascii="Cambria Math" w:hAnsi="Cambria Math"/>
                               <w:sz w:val="24"/>
@@ -16296,9 +16262,6 @@
                         </m:sup>
                       </m:sSup>
                       <m:r>
-                        <m:rPr>
-                          <m:sty m:val="p"/>
-                        </m:rPr>
                         <w:rPr>
                           <w:rFonts w:ascii="Cambria Math" w:hAnsi="Cambria Math"/>
                           <w:sz w:val="24"/>
@@ -16313,6 +16276,7 @@
                       <m:ctrlPr>
                         <w:rPr>
                           <w:rFonts w:ascii="Cambria Math" w:hAnsi="Cambria Math"/>
+                          <w:i/>
                           <w:sz w:val="24"/>
                           <w:szCs w:val="24"/>
                         </w:rPr>
@@ -16876,6 +16840,7 @@
                   <m:ctrlPr>
                     <w:rPr>
                       <w:rFonts w:ascii="Cambria Math" w:hAnsi="Cambria Math"/>
+                      <w:i/>
                       <w:sz w:val="24"/>
                       <w:szCs w:val="24"/>
                     </w:rPr>
@@ -16883,23 +16848,12 @@
                 </m:limLowPr>
                 <m:e>
                   <m:r>
-                    <m:rPr>
-                      <m:sty m:val="p"/>
-                    </m:rPr>
                     <w:rPr>
                       <w:rFonts w:ascii="Cambria Math" w:hAnsi="Cambria Math"/>
                       <w:sz w:val="24"/>
                       <w:szCs w:val="24"/>
                     </w:rPr>
-                    <m:t>mi</m:t>
-                  </m:r>
-                  <m:r>
-                    <w:rPr>
-                      <w:rFonts w:ascii="Cambria Math" w:hAnsi="Cambria Math"/>
-                      <w:sz w:val="24"/>
-                      <w:szCs w:val="24"/>
-                    </w:rPr>
-                    <m:t>n</m:t>
+                    <m:t>min</m:t>
                   </m:r>
                 </m:e>
                 <m:lim>
@@ -16908,6 +16862,7 @@
                       <m:ctrlPr>
                         <w:rPr>
                           <w:rFonts w:ascii="Cambria Math" w:hAnsi="Cambria Math"/>
+                          <w:i/>
                           <w:sz w:val="24"/>
                           <w:szCs w:val="24"/>
                         </w:rPr>
@@ -16947,6 +16902,7 @@
                       <m:ctrlPr>
                         <w:rPr>
                           <w:rFonts w:ascii="Cambria Math" w:hAnsi="Cambria Math"/>
+                          <w:i/>
                           <w:sz w:val="24"/>
                           <w:szCs w:val="24"/>
                         </w:rPr>
@@ -17000,6 +16956,7 @@
                       <m:ctrlPr>
                         <w:rPr>
                           <w:rFonts w:ascii="Cambria Math" w:hAnsi="Cambria Math"/>
+                          <w:i/>
                           <w:sz w:val="24"/>
                           <w:szCs w:val="24"/>
                         </w:rPr>
@@ -17039,6 +16996,7 @@
                       <m:ctrlPr>
                         <w:rPr>
                           <w:rFonts w:ascii="Cambria Math" w:hAnsi="Cambria Math"/>
+                          <w:i/>
                           <w:sz w:val="24"/>
                           <w:szCs w:val="24"/>
                         </w:rPr>
@@ -17234,6 +17192,7 @@
                   <m:ctrlPr>
                     <w:rPr>
                       <w:rFonts w:ascii="Cambria Math" w:hAnsi="Cambria Math"/>
+                      <w:i/>
                       <w:iCs/>
                       <w:sz w:val="24"/>
                       <w:szCs w:val="24"/>
@@ -17242,33 +17201,13 @@
                 </m:limLowPr>
                 <m:e>
                   <m:r>
-                    <m:rPr>
-                      <m:sty m:val="p"/>
-                    </m:rPr>
                     <w:rPr>
                       <w:rFonts w:ascii="Cambria Math" w:hAnsi="Cambria Math"/>
                       <w:sz w:val="24"/>
                       <w:szCs w:val="24"/>
                     </w:rPr>
-                    <m:t>argma</m:t>
+                    <m:t>argmax</m:t>
                   </m:r>
-                  <m:r>
-                    <w:rPr>
-                      <w:rFonts w:ascii="Cambria Math" w:hAnsi="Cambria Math"/>
-                      <w:sz w:val="24"/>
-                      <w:szCs w:val="24"/>
-                    </w:rPr>
-                    <m:t>x</m:t>
-                  </m:r>
-                  <m:ctrlPr>
-                    <w:rPr>
-                      <w:rFonts w:ascii="Cambria Math" w:hAnsi="Cambria Math"/>
-                      <w:i/>
-                      <w:iCs/>
-                      <w:sz w:val="24"/>
-                      <w:szCs w:val="24"/>
-                    </w:rPr>
-                  </m:ctrlPr>
                 </m:e>
                 <m:lim>
                   <m:sSub>
@@ -17292,14 +17231,6 @@
                         </w:rPr>
                         <m:t>p</m:t>
                       </m:r>
-                      <m:ctrlPr>
-                        <w:rPr>
-                          <w:rFonts w:ascii="Cambria Math" w:hAnsi="Cambria Math"/>
-                          <w:iCs/>
-                          <w:sz w:val="24"/>
-                          <w:szCs w:val="24"/>
-                        </w:rPr>
-                      </m:ctrlPr>
                     </m:e>
                     <m:sub>
                       <m:r>
@@ -17313,9 +17244,6 @@
                     </m:sub>
                   </m:sSub>
                   <m:r>
-                    <m:rPr>
-                      <m:sty m:val="p"/>
-                    </m:rPr>
                     <w:rPr>
                       <w:rFonts w:ascii="Cambria Math" w:hAnsi="Cambria Math" w:hint="eastAsia"/>
                       <w:sz w:val="24"/>
@@ -17344,14 +17272,6 @@
                         </w:rPr>
                         <m:t>C</m:t>
                       </m:r>
-                      <m:ctrlPr>
-                        <w:rPr>
-                          <w:rFonts w:ascii="Cambria Math" w:hAnsi="Cambria Math"/>
-                          <w:iCs/>
-                          <w:sz w:val="24"/>
-                          <w:szCs w:val="24"/>
-                        </w:rPr>
-                      </m:ctrlPr>
                     </m:e>
                     <m:sub>
                       <m:r>
@@ -17367,9 +17287,6 @@
                 </m:lim>
               </m:limLow>
               <m:r>
-                <m:rPr>
-                  <m:sty m:val="p"/>
-                </m:rPr>
                 <w:rPr>
                   <w:rFonts w:ascii="Cambria Math" w:hAnsi="Cambria Math"/>
                   <w:sz w:val="24"/>
@@ -17382,6 +17299,7 @@
                   <m:ctrlPr>
                     <w:rPr>
                       <w:rFonts w:ascii="Cambria Math" w:hAnsi="Cambria Math"/>
+                      <w:i/>
                       <w:iCs/>
                       <w:sz w:val="24"/>
                       <w:szCs w:val="24"/>
@@ -17410,14 +17328,6 @@
                         </w:rPr>
                         <m:t>p</m:t>
                       </m:r>
-                      <m:ctrlPr>
-                        <w:rPr>
-                          <w:rFonts w:ascii="Cambria Math" w:hAnsi="Cambria Math"/>
-                          <w:iCs/>
-                          <w:sz w:val="24"/>
-                          <w:szCs w:val="24"/>
-                        </w:rPr>
-                      </m:ctrlPr>
                     </m:e>
                     <m:sub>
                       <m:r>
@@ -17443,6 +17353,7 @@
                       <m:ctrlPr>
                         <w:rPr>
                           <w:rFonts w:ascii="Cambria Math" w:hAnsi="Cambria Math"/>
+                          <w:i/>
                           <w:iCs/>
                           <w:sz w:val="24"/>
                           <w:szCs w:val="24"/>
@@ -17458,15 +17369,6 @@
                         </w:rPr>
                         <m:t>argmin</m:t>
                       </m:r>
-                      <m:ctrlPr>
-                        <w:rPr>
-                          <w:rFonts w:ascii="Cambria Math" w:hAnsi="Cambria Math"/>
-                          <w:i/>
-                          <w:iCs/>
-                          <w:sz w:val="24"/>
-                          <w:szCs w:val="24"/>
-                        </w:rPr>
-                      </m:ctrlPr>
                     </m:e>
                     <m:lim>
                       <m:sSub>
@@ -17490,14 +17392,6 @@
                             </w:rPr>
                             <m:t>p</m:t>
                           </m:r>
-                          <m:ctrlPr>
-                            <w:rPr>
-                              <w:rFonts w:ascii="Cambria Math" w:hAnsi="Cambria Math"/>
-                              <w:iCs/>
-                              <w:sz w:val="24"/>
-                              <w:szCs w:val="24"/>
-                            </w:rPr>
-                          </m:ctrlPr>
                         </m:e>
                         <m:sub>
                           <m:r>
@@ -17511,9 +17405,6 @@
                         </m:sub>
                       </m:sSub>
                       <m:r>
-                        <m:rPr>
-                          <m:sty m:val="p"/>
-                        </m:rPr>
                         <w:rPr>
                           <w:rFonts w:ascii="Cambria Math" w:hAnsi="Cambria Math" w:hint="eastAsia"/>
                           <w:sz w:val="24"/>
@@ -17542,14 +17433,6 @@
                             </w:rPr>
                             <m:t>R</m:t>
                           </m:r>
-                          <m:ctrlPr>
-                            <w:rPr>
-                              <w:rFonts w:ascii="Cambria Math" w:hAnsi="Cambria Math"/>
-                              <w:iCs/>
-                              <w:sz w:val="24"/>
-                              <w:szCs w:val="24"/>
-                            </w:rPr>
-                          </m:ctrlPr>
                         </m:e>
                         <m:sub>
                           <m:r>
@@ -17577,6 +17460,7 @@
                       <m:ctrlPr>
                         <w:rPr>
                           <w:rFonts w:ascii="Cambria Math" w:hAnsi="Cambria Math"/>
+                          <w:i/>
                           <w:iCs/>
                           <w:sz w:val="24"/>
                           <w:szCs w:val="24"/>
@@ -17605,14 +17489,6 @@
                             </w:rPr>
                             <m:t>p</m:t>
                           </m:r>
-                          <m:ctrlPr>
-                            <w:rPr>
-                              <w:rFonts w:ascii="Cambria Math" w:hAnsi="Cambria Math"/>
-                              <w:iCs/>
-                              <w:sz w:val="24"/>
-                              <w:szCs w:val="24"/>
-                            </w:rPr>
-                          </m:ctrlPr>
                         </m:e>
                         <m:sub>
                           <m:r>
@@ -17666,26 +17542,8 @@
                           </m:r>
                         </m:sub>
                       </m:sSub>
-                      <m:ctrlPr>
-                        <w:rPr>
-                          <w:rFonts w:ascii="Cambria Math" w:hAnsi="Cambria Math"/>
-                          <w:i/>
-                          <w:iCs/>
-                          <w:sz w:val="24"/>
-                          <w:szCs w:val="24"/>
-                        </w:rPr>
-                      </m:ctrlPr>
                     </m:e>
                   </m:d>
-                  <m:ctrlPr>
-                    <w:rPr>
-                      <w:rFonts w:ascii="Cambria Math" w:hAnsi="Cambria Math"/>
-                      <w:i/>
-                      <w:iCs/>
-                      <w:sz w:val="24"/>
-                      <w:szCs w:val="24"/>
-                    </w:rPr>
-                  </m:ctrlPr>
                 </m:e>
               </m:d>
               <m:r>
@@ -17730,18 +17588,6 @@
         <w:ind w:firstLine="480"/>
         <w:rPr>
           <w:rFonts w:hAnsi="宋体" w:hint="eastAsia"/>
-          <w:iCs/>
-          <w:sz w:val="24"/>
-          <w:szCs w:val="24"/>
-        </w:rPr>
-      </w:pPr>
-    </w:p>
-    <w:p>
-      <w:pPr>
-        <w:pStyle w:val="ad"/>
-        <w:ind w:firstLine="480"/>
-        <w:rPr>
-          <w:rFonts w:hAnsi="宋体" w:hint="eastAsia"/>
           <w:sz w:val="24"/>
           <w:szCs w:val="24"/>
         </w:rPr>
@@ -18254,6 +18100,7 @@
                   <m:ctrlPr>
                     <w:rPr>
                       <w:rFonts w:ascii="Cambria Math" w:hAnsi="Cambria Math"/>
+                      <w:i/>
                       <w:sz w:val="24"/>
                       <w:szCs w:val="24"/>
                     </w:rPr>
@@ -18337,6 +18184,7 @@
                       <m:ctrlPr>
                         <w:rPr>
                           <w:rFonts w:ascii="Cambria Math" w:hAnsi="Cambria Math"/>
+                          <w:i/>
                           <w:sz w:val="24"/>
                           <w:szCs w:val="24"/>
                         </w:rPr>
@@ -18645,14 +18493,6 @@
                           </m:r>
                         </m:e>
                       </m:d>
-                      <m:ctrlPr>
-                        <w:rPr>
-                          <w:rFonts w:ascii="Cambria Math" w:hAnsi="Cambria Math"/>
-                          <w:i/>
-                          <w:sz w:val="24"/>
-                          <w:szCs w:val="24"/>
-                        </w:rPr>
-                      </m:ctrlPr>
                     </m:num>
                     <m:den>
                       <m:r>
@@ -18663,24 +18503,8 @@
                         </w:rPr>
                         <m:t>5</m:t>
                       </m:r>
-                      <m:ctrlPr>
-                        <w:rPr>
-                          <w:rFonts w:ascii="Cambria Math" w:hAnsi="Cambria Math"/>
-                          <w:i/>
-                          <w:sz w:val="24"/>
-                          <w:szCs w:val="24"/>
-                        </w:rPr>
-                      </m:ctrlPr>
                     </m:den>
                   </m:f>
-                  <m:ctrlPr>
-                    <w:rPr>
-                      <w:rFonts w:ascii="Cambria Math" w:hAnsi="Cambria Math"/>
-                      <w:i/>
-                      <w:sz w:val="24"/>
-                      <w:szCs w:val="24"/>
-                    </w:rPr>
-                  </m:ctrlPr>
                 </m:e>
               </m:eqArr>
               <m:r>
@@ -18807,6 +18631,7 @@
                   <m:ctrlPr>
                     <w:rPr>
                       <w:rFonts w:ascii="Cambria Math" w:hAnsi="Cambria Math"/>
+                      <w:i/>
                       <w:sz w:val="24"/>
                       <w:szCs w:val="24"/>
                     </w:rPr>
@@ -18814,9 +18639,6 @@
                 </m:fPr>
                 <m:num>
                   <m:r>
-                    <m:rPr>
-                      <m:sty m:val="p"/>
-                    </m:rPr>
                     <w:rPr>
                       <w:rFonts w:ascii="Cambria Math" w:hAnsi="Cambria Math"/>
                       <w:sz w:val="24"/>
@@ -18829,6 +18651,7 @@
                       <m:ctrlPr>
                         <w:rPr>
                           <w:rFonts w:ascii="Cambria Math" w:hAnsi="Cambria Math"/>
+                          <w:i/>
                           <w:sz w:val="24"/>
                           <w:szCs w:val="24"/>
                         </w:rPr>
@@ -18890,6 +18713,7 @@
                       <m:ctrlPr>
                         <w:rPr>
                           <w:rFonts w:ascii="Cambria Math" w:hAnsi="Cambria Math"/>
+                          <w:i/>
                           <w:sz w:val="24"/>
                           <w:szCs w:val="24"/>
                         </w:rPr>
@@ -18911,6 +18735,7 @@
                           <m:ctrlPr>
                             <w:rPr>
                               <w:rFonts w:ascii="Cambria Math" w:hAnsi="Cambria Math"/>
+                              <w:i/>
                               <w:sz w:val="24"/>
                               <w:szCs w:val="24"/>
                             </w:rPr>
@@ -18940,9 +18765,6 @@
                     </m:sub>
                   </m:sSub>
                   <m:r>
-                    <m:rPr>
-                      <m:sty m:val="p"/>
-                    </m:rPr>
                     <w:rPr>
                       <w:rFonts w:ascii="Cambria Math" w:hAnsi="Cambria Math"/>
                       <w:sz w:val="24"/>
@@ -18965,6 +18787,7 @@
                       <m:ctrlPr>
                         <w:rPr>
                           <w:rFonts w:ascii="Cambria Math" w:hAnsi="Cambria Math"/>
+                          <w:i/>
                           <w:sz w:val="24"/>
                           <w:szCs w:val="24"/>
                         </w:rPr>
@@ -18986,6 +18809,7 @@
                           <m:ctrlPr>
                             <w:rPr>
                               <w:rFonts w:ascii="Cambria Math" w:hAnsi="Cambria Math"/>
+                              <w:i/>
                               <w:sz w:val="24"/>
                               <w:szCs w:val="24"/>
                             </w:rPr>
@@ -19022,7 +18846,15 @@
                   <w:sz w:val="24"/>
                   <w:szCs w:val="24"/>
                 </w:rPr>
-                <m:t>&lt;ε#</m:t>
+                <m:t>&lt;ε</m:t>
+              </m:r>
+              <m:r>
+                <w:rPr>
+                  <w:rFonts w:ascii="Cambria Math" w:hAnsi="Cambria Math"/>
+                  <w:sz w:val="24"/>
+                  <w:szCs w:val="24"/>
+                </w:rPr>
+                <m:t>#</m:t>
               </m:r>
               <m:d>
                 <m:dPr>
@@ -19308,7 +19140,389 @@
           <w:sz w:val="24"/>
           <w:szCs w:val="24"/>
         </w:rPr>
+        <w:t>。</w:t>
+      </w:r>
+    </w:p>
+    <w:p>
+      <w:pPr>
+        <w:pStyle w:val="ad"/>
+        <w:ind w:firstLine="480"/>
+        <w:rPr>
+          <w:rFonts w:hAnsi="宋体" w:hint="eastAsia"/>
+          <w:sz w:val="24"/>
+          <w:szCs w:val="24"/>
+        </w:rPr>
+      </w:pPr>
+      <w:r>
+        <w:rPr>
+          <w:rFonts w:hAnsi="宋体" w:hint="eastAsia"/>
+          <w:sz w:val="24"/>
+          <w:szCs w:val="24"/>
+        </w:rPr>
+        <w:t>如图3.1所示，相较于随机采样，最远端采样策略能够使采样点更均匀地分布在空间内，更好地保持原数据集的拓扑结构</w:t>
+      </w:r>
+      <w:r>
+        <w:rPr>
+          <w:rFonts w:hAnsi="宋体" w:hint="eastAsia"/>
+          <w:sz w:val="24"/>
+          <w:szCs w:val="24"/>
+        </w:rPr>
+        <w:t>。</w:t>
+      </w:r>
+    </w:p>
+    <w:tbl>
+      <w:tblPr>
+        <w:tblStyle w:val="af6"/>
+        <w:tblW w:w="8306" w:type="dxa"/>
+        <w:jc w:val="center"/>
+        <w:tblBorders>
+          <w:top w:val="none" w:sz="0" w:space="0" w:color="auto"/>
+          <w:left w:val="none" w:sz="0" w:space="0" w:color="auto"/>
+          <w:bottom w:val="none" w:sz="0" w:space="0" w:color="auto"/>
+          <w:right w:val="none" w:sz="0" w:space="0" w:color="auto"/>
+          <w:insideH w:val="none" w:sz="0" w:space="0" w:color="auto"/>
+          <w:insideV w:val="none" w:sz="0" w:space="0" w:color="auto"/>
+        </w:tblBorders>
+        <w:tblLook w:val="04A0" w:firstRow="1" w:lastRow="0" w:firstColumn="1" w:lastColumn="0" w:noHBand="0" w:noVBand="1"/>
+      </w:tblPr>
+      <w:tblGrid>
+        <w:gridCol w:w="4253"/>
+        <w:gridCol w:w="4053"/>
+      </w:tblGrid>
+      <w:tr>
+        <w:trPr>
+          <w:jc w:val="center"/>
+        </w:trPr>
+        <w:tc>
+          <w:tcPr>
+            <w:tcW w:w="4253" w:type="dxa"/>
+          </w:tcPr>
+          <w:p>
+            <w:pPr>
+              <w:autoSpaceDE w:val="0"/>
+              <w:autoSpaceDN w:val="0"/>
+              <w:adjustRightInd w:val="0"/>
+              <w:spacing w:line="360" w:lineRule="auto"/>
+              <w:jc w:val="center"/>
+              <w:rPr>
+                <w:rFonts w:ascii="宋体" w:hAnsi="宋体" w:cs="CourierNewPSMT" w:hint="eastAsia"/>
+                <w:b/>
+                <w:bCs/>
+                <w:kern w:val="0"/>
+              </w:rPr>
+            </w:pPr>
+            <w:r>
+              <w:rPr>
+                <w:rFonts w:ascii="宋体" w:hAnsi="宋体" w:cs="CourierNewPSMT"/>
+                <w:b/>
+                <w:bCs/>
+                <w:noProof/>
+                <w:kern w:val="0"/>
+              </w:rPr>
+              <w:drawing>
+                <wp:inline distT="0" distB="0" distL="0" distR="0" wp14:anchorId="55F0C7A0" wp14:editId="694EF720">
+                  <wp:extent cx="2400804" cy="1882396"/>
+                  <wp:effectExtent l="0" t="0" r="0" b="3810"/>
+                  <wp:docPr id="17" name="图片 16">
+                    <a:extLst xmlns:a="http://schemas.openxmlformats.org/drawingml/2006/main">
+                      <a:ext uri="{FF2B5EF4-FFF2-40B4-BE49-F238E27FC236}">
+                        <a16:creationId xmlns:a16="http://schemas.microsoft.com/office/drawing/2014/main" id="{10C36C70-8E6C-8ECD-FD3B-A805B7C9E226}"/>
+                      </a:ext>
+                    </a:extLst>
+                  </wp:docPr>
+                  <wp:cNvGraphicFramePr>
+                    <a:graphicFrameLocks xmlns:a="http://schemas.openxmlformats.org/drawingml/2006/main" noChangeAspect="1"/>
+                  </wp:cNvGraphicFramePr>
+                  <a:graphic xmlns:a="http://schemas.openxmlformats.org/drawingml/2006/main">
+                    <a:graphicData uri="http://schemas.openxmlformats.org/drawingml/2006/picture">
+                      <pic:pic xmlns:pic="http://schemas.openxmlformats.org/drawingml/2006/picture">
+                        <pic:nvPicPr>
+                          <pic:cNvPr id="17" name="图片 16">
+                            <a:extLst>
+                              <a:ext uri="{FF2B5EF4-FFF2-40B4-BE49-F238E27FC236}">
+                                <a16:creationId xmlns:a16="http://schemas.microsoft.com/office/drawing/2014/main" id="{10C36C70-8E6C-8ECD-FD3B-A805B7C9E226}"/>
+                              </a:ext>
+                            </a:extLst>
+                          </pic:cNvPr>
+                          <pic:cNvPicPr>
+                            <a:picLocks noChangeAspect="1"/>
+                          </pic:cNvPicPr>
+                        </pic:nvPicPr>
+                        <pic:blipFill>
+                          <a:blip r:embed="rId15" cstate="print">
+                            <a:extLst>
+                              <a:ext uri="{28A0092B-C50C-407E-A947-70E740481C1C}">
+                                <a14:useLocalDpi xmlns:a14="http://schemas.microsoft.com/office/drawing/2010/main" val="0"/>
+                              </a:ext>
+                            </a:extLst>
+                          </a:blip>
+                          <a:stretch>
+                            <a:fillRect/>
+                          </a:stretch>
+                        </pic:blipFill>
+                        <pic:spPr>
+                          <a:xfrm>
+                            <a:off x="0" y="0"/>
+                            <a:ext cx="2400804" cy="1882396"/>
+                          </a:xfrm>
+                          <a:prstGeom prst="rect">
+                            <a:avLst/>
+                          </a:prstGeom>
+                        </pic:spPr>
+                      </pic:pic>
+                    </a:graphicData>
+                  </a:graphic>
+                </wp:inline>
+              </w:drawing>
+            </w:r>
+          </w:p>
+          <w:p>
+            <w:pPr>
+              <w:autoSpaceDE w:val="0"/>
+              <w:autoSpaceDN w:val="0"/>
+              <w:adjustRightInd w:val="0"/>
+              <w:spacing w:line="360" w:lineRule="auto"/>
+              <w:jc w:val="center"/>
+              <w:rPr>
+                <w:rFonts w:ascii="宋体" w:hAnsi="宋体" w:cs="CourierNewPSMT" w:hint="eastAsia"/>
+                <w:b/>
+                <w:bCs/>
+                <w:kern w:val="0"/>
+              </w:rPr>
+            </w:pPr>
+            <w:r>
+              <w:t>(a)</w:t>
+            </w:r>
+            <w:r>
+              <w:rPr>
+                <w:rFonts w:hint="eastAsia"/>
+              </w:rPr>
+              <w:t>随机采样</w:t>
+            </w:r>
+            <w:r>
+              <w:rPr>
+                <w:rFonts w:hint="eastAsia"/>
+              </w:rPr>
+              <w:t>结果</w:t>
+            </w:r>
+          </w:p>
+        </w:tc>
+        <w:tc>
+          <w:tcPr>
+            <w:tcW w:w="4053" w:type="dxa"/>
+          </w:tcPr>
+          <w:p>
+            <w:pPr>
+              <w:autoSpaceDE w:val="0"/>
+              <w:autoSpaceDN w:val="0"/>
+              <w:adjustRightInd w:val="0"/>
+              <w:spacing w:line="360" w:lineRule="auto"/>
+              <w:jc w:val="center"/>
+              <w:rPr>
+                <w:rFonts w:ascii="宋体" w:hAnsi="宋体" w:cs="CourierNewPSMT" w:hint="eastAsia"/>
+                <w:b/>
+                <w:bCs/>
+                <w:kern w:val="0"/>
+              </w:rPr>
+            </w:pPr>
+            <w:r>
+              <w:rPr>
+                <w:noProof/>
+              </w:rPr>
+              <w:drawing>
+                <wp:inline distT="0" distB="0" distL="0" distR="0" wp14:anchorId="47394C83" wp14:editId="28164147">
+                  <wp:extent cx="2413573" cy="1892408"/>
+                  <wp:effectExtent l="0" t="0" r="6350" b="0"/>
+                  <wp:docPr id="19" name="图片 18">
+                    <a:extLst xmlns:a="http://schemas.openxmlformats.org/drawingml/2006/main">
+                      <a:ext uri="{FF2B5EF4-FFF2-40B4-BE49-F238E27FC236}">
+                        <a16:creationId xmlns:a16="http://schemas.microsoft.com/office/drawing/2014/main" id="{0E52ADA6-21A1-3079-7AC8-C83610938A81}"/>
+                      </a:ext>
+                    </a:extLst>
+                  </wp:docPr>
+                  <wp:cNvGraphicFramePr>
+                    <a:graphicFrameLocks xmlns:a="http://schemas.openxmlformats.org/drawingml/2006/main" noChangeAspect="1"/>
+                  </wp:cNvGraphicFramePr>
+                  <a:graphic xmlns:a="http://schemas.openxmlformats.org/drawingml/2006/main">
+                    <a:graphicData uri="http://schemas.openxmlformats.org/drawingml/2006/picture">
+                      <pic:pic xmlns:pic="http://schemas.openxmlformats.org/drawingml/2006/picture">
+                        <pic:nvPicPr>
+                          <pic:cNvPr id="19" name="图片 18">
+                            <a:extLst>
+                              <a:ext uri="{FF2B5EF4-FFF2-40B4-BE49-F238E27FC236}">
+                                <a16:creationId xmlns:a16="http://schemas.microsoft.com/office/drawing/2014/main" id="{0E52ADA6-21A1-3079-7AC8-C83610938A81}"/>
+                              </a:ext>
+                            </a:extLst>
+                          </pic:cNvPr>
+                          <pic:cNvPicPr>
+                            <a:picLocks noChangeAspect="1"/>
+                          </pic:cNvPicPr>
+                        </pic:nvPicPr>
+                        <pic:blipFill>
+                          <a:blip r:embed="rId16" cstate="print">
+                            <a:extLst>
+                              <a:ext uri="{28A0092B-C50C-407E-A947-70E740481C1C}">
+                                <a14:useLocalDpi xmlns:a14="http://schemas.microsoft.com/office/drawing/2010/main" val="0"/>
+                              </a:ext>
+                            </a:extLst>
+                          </a:blip>
+                          <a:stretch>
+                            <a:fillRect/>
+                          </a:stretch>
+                        </pic:blipFill>
+                        <pic:spPr>
+                          <a:xfrm>
+                            <a:off x="0" y="0"/>
+                            <a:ext cx="2413573" cy="1892408"/>
+                          </a:xfrm>
+                          <a:prstGeom prst="rect">
+                            <a:avLst/>
+                          </a:prstGeom>
+                        </pic:spPr>
+                      </pic:pic>
+                    </a:graphicData>
+                  </a:graphic>
+                </wp:inline>
+              </w:drawing>
+            </w:r>
+          </w:p>
+          <w:p>
+            <w:pPr>
+              <w:autoSpaceDE w:val="0"/>
+              <w:autoSpaceDN w:val="0"/>
+              <w:adjustRightInd w:val="0"/>
+              <w:spacing w:line="360" w:lineRule="auto"/>
+              <w:jc w:val="center"/>
+              <w:rPr>
+                <w:rFonts w:ascii="宋体" w:hAnsi="宋体" w:cs="CourierNewPSMT" w:hint="eastAsia"/>
+                <w:b/>
+                <w:bCs/>
+                <w:kern w:val="0"/>
+              </w:rPr>
+            </w:pPr>
+            <w:r>
+              <w:t>(</w:t>
+            </w:r>
+            <w:r>
+              <w:rPr>
+                <w:rFonts w:hint="eastAsia"/>
+              </w:rPr>
+              <w:t>b</w:t>
+            </w:r>
+            <w:r>
+              <w:t>)</w:t>
+            </w:r>
+            <w:r>
+              <w:rPr>
+                <w:rFonts w:hint="eastAsia"/>
+              </w:rPr>
+              <w:t>最远端采样</w:t>
+            </w:r>
+            <w:r>
+              <w:rPr>
+                <w:rFonts w:hint="eastAsia"/>
+              </w:rPr>
+              <w:t>结果</w:t>
+            </w:r>
+          </w:p>
+        </w:tc>
+      </w:tr>
+    </w:tbl>
+    <w:p>
+      <w:pPr>
+        <w:autoSpaceDE w:val="0"/>
+        <w:autoSpaceDN w:val="0"/>
+        <w:adjustRightInd w:val="0"/>
+        <w:spacing w:line="360" w:lineRule="auto"/>
+        <w:jc w:val="center"/>
+        <w:rPr>
+          <w:rFonts w:ascii="宋体" w:hAnsi="宋体" w:hint="eastAsia"/>
+          <w:b/>
+          <w:bCs/>
+        </w:rPr>
+      </w:pPr>
+      <w:r>
+        <w:rPr>
+          <w:rFonts w:ascii="宋体" w:hAnsi="宋体" w:cs="CourierNewPSMT" w:hint="eastAsia"/>
+          <w:b/>
+          <w:bCs/>
+          <w:kern w:val="0"/>
+        </w:rPr>
+        <w:t>图</w:t>
+      </w:r>
+      <w:r>
+        <w:rPr>
+          <w:rFonts w:hint="eastAsia"/>
+          <w:b/>
+          <w:bCs/>
+          <w:kern w:val="0"/>
+        </w:rPr>
+        <w:t>3</w:t>
+      </w:r>
+      <w:r>
+        <w:rPr>
+          <w:b/>
+          <w:bCs/>
+          <w:kern w:val="0"/>
+        </w:rPr>
+        <w:t>.</w:t>
+      </w:r>
+      <w:r>
+        <w:rPr>
+          <w:rFonts w:hint="eastAsia"/>
+          <w:b/>
+          <w:bCs/>
+          <w:kern w:val="0"/>
+        </w:rPr>
+        <w:t>1</w:t>
+      </w:r>
+      <w:r>
+        <w:rPr>
+          <w:rFonts w:ascii="宋体" w:hAnsi="宋体" w:hint="eastAsia"/>
+          <w:b/>
+          <w:bCs/>
+        </w:rPr>
         <w:t xml:space="preserve"> </w:t>
+      </w:r>
+      <w:r>
+        <w:rPr>
+          <w:rFonts w:ascii="宋体" w:hAnsi="宋体" w:hint="eastAsia"/>
+          <w:b/>
+          <w:bCs/>
+        </w:rPr>
+        <w:t>随机采样和</w:t>
+      </w:r>
+      <w:r>
+        <w:rPr>
+          <w:rFonts w:ascii="宋体" w:hAnsi="宋体"/>
+          <w:b/>
+          <w:bCs/>
+        </w:rPr>
+        <w:t>最远端采样</w:t>
+      </w:r>
+      <w:r>
+        <w:rPr>
+          <w:rFonts w:ascii="宋体" w:hAnsi="宋体" w:hint="eastAsia"/>
+          <w:b/>
+          <w:bCs/>
+        </w:rPr>
+        <w:t>对比</w:t>
+      </w:r>
+      <w:r>
+        <w:rPr>
+          <w:rFonts w:ascii="宋体" w:hAnsi="宋体" w:hint="eastAsia"/>
+          <w:b/>
+          <w:bCs/>
+        </w:rPr>
+        <w:t>示意</w:t>
+      </w:r>
+      <w:r>
+        <w:rPr>
+          <w:rFonts w:ascii="宋体" w:hAnsi="宋体" w:hint="eastAsia"/>
+          <w:b/>
+          <w:bCs/>
+        </w:rPr>
+        <w:t>图</w:t>
       </w:r>
     </w:p>
     <w:p>
@@ -19324,6 +19538,7 @@
         <w:rPr>
           <w:rFonts w:hint="eastAsia"/>
         </w:rPr>
+        <w:lastRenderedPageBreak/>
         <w:t>3</w:t>
       </w:r>
       <w:r>
@@ -19771,7 +19986,6 @@
           <w:sz w:val="24"/>
           <w:szCs w:val="24"/>
         </w:rPr>
-        <w:lastRenderedPageBreak/>
         <w:t>对于集合中的任意代表点</w:t>
       </w:r>
       <m:oMath>
@@ -19969,6 +20183,7 @@
                   <m:ctrlPr>
                     <w:rPr>
                       <w:rFonts w:ascii="Cambria Math" w:hAnsi="Cambria Math"/>
+                      <w:i/>
                       <w:sz w:val="24"/>
                       <w:szCs w:val="24"/>
                     </w:rPr>
@@ -20060,6 +20275,7 @@
                   <m:ctrlPr>
                     <w:rPr>
                       <w:rFonts w:ascii="Cambria Math" w:hAnsi="Cambria Math"/>
+                      <w:i/>
                       <w:sz w:val="24"/>
                       <w:szCs w:val="24"/>
                     </w:rPr>
@@ -20099,6 +20315,7 @@
                   <m:ctrlPr>
                     <w:rPr>
                       <w:rFonts w:ascii="Cambria Math" w:hAnsi="Cambria Math"/>
+                      <w:i/>
                       <w:sz w:val="24"/>
                       <w:szCs w:val="24"/>
                     </w:rPr>
@@ -20190,6 +20407,7 @@
                   <m:ctrlPr>
                     <w:rPr>
                       <w:rFonts w:ascii="Cambria Math" w:hAnsi="Cambria Math"/>
+                      <w:i/>
                       <w:sz w:val="24"/>
                       <w:szCs w:val="24"/>
                     </w:rPr>
@@ -20281,6 +20499,7 @@
                   <m:ctrlPr>
                     <w:rPr>
                       <w:rFonts w:ascii="Cambria Math" w:hAnsi="Cambria Math"/>
+                      <w:i/>
                       <w:sz w:val="24"/>
                       <w:szCs w:val="24"/>
                     </w:rPr>
@@ -20308,9 +20527,6 @@
                 </m:sub>
               </m:sSub>
               <m:r>
-                <m:rPr>
-                  <m:sty m:val="p"/>
-                </m:rPr>
                 <w:rPr>
                   <w:rFonts w:ascii="Cambria Math" w:hAnsi="Cambria Math"/>
                   <w:sz w:val="24"/>
@@ -20323,6 +20539,7 @@
                   <m:ctrlPr>
                     <w:rPr>
                       <w:rFonts w:ascii="Cambria Math" w:hAnsi="Cambria Math"/>
+                      <w:i/>
                       <w:sz w:val="24"/>
                       <w:szCs w:val="24"/>
                     </w:rPr>
@@ -21094,7 +21311,174 @@
           <w:sz w:val="24"/>
           <w:szCs w:val="24"/>
         </w:rPr>
-        <w:t>，见公式(3.9)</w:t>
+        <w:t>，</w:t>
+      </w:r>
+      <w:r>
+        <w:rPr>
+          <w:rFonts w:hAnsi="宋体" w:hint="eastAsia"/>
+          <w:iCs/>
+          <w:sz w:val="24"/>
+          <w:szCs w:val="24"/>
+        </w:rPr>
+        <w:t>其中</w:t>
+      </w:r>
+      <w:r>
+        <w:rPr>
+          <w:rFonts w:hAnsi="宋体" w:hint="eastAsia"/>
+          <w:iCs/>
+          <w:sz w:val="24"/>
+          <w:szCs w:val="24"/>
+        </w:rPr>
+        <w:t>冲突阈值</w:t>
+      </w:r>
+      <m:oMath>
+        <m:sSub>
+          <m:sSubPr>
+            <m:ctrlPr>
+              <w:rPr>
+                <w:rFonts w:ascii="Cambria Math" w:hAnsi="Cambria Math"/>
+                <w:iCs/>
+                <w:sz w:val="24"/>
+                <w:szCs w:val="24"/>
+              </w:rPr>
+            </m:ctrlPr>
+          </m:sSubPr>
+          <m:e>
+            <m:r>
+              <w:rPr>
+                <w:rFonts w:ascii="Cambria Math" w:hAnsi="Cambria Math"/>
+                <w:sz w:val="24"/>
+                <w:szCs w:val="24"/>
+              </w:rPr>
+              <m:t>d</m:t>
+            </m:r>
+          </m:e>
+          <m:sub>
+            <m:r>
+              <w:rPr>
+                <w:rFonts w:ascii="Cambria Math" w:hAnsi="Cambria Math"/>
+                <w:sz w:val="24"/>
+                <w:szCs w:val="24"/>
+              </w:rPr>
+              <m:t>min</m:t>
+            </m:r>
+          </m:sub>
+        </m:sSub>
+      </m:oMath>
+      <w:r>
+        <w:rPr>
+          <w:rFonts w:hAnsi="宋体"/>
+          <w:iCs/>
+          <w:sz w:val="24"/>
+          <w:szCs w:val="24"/>
+        </w:rPr>
+        <w:t>为该</w:t>
+      </w:r>
+      <w:r>
+        <w:rPr>
+          <w:rFonts w:hAnsi="宋体" w:hint="eastAsia"/>
+          <w:iCs/>
+          <w:sz w:val="24"/>
+          <w:szCs w:val="24"/>
+        </w:rPr>
+        <w:t>数据集</w:t>
+      </w:r>
+      <w:r>
+        <w:rPr>
+          <w:rFonts w:hAnsi="宋体"/>
+          <w:iCs/>
+          <w:sz w:val="24"/>
+          <w:szCs w:val="24"/>
+        </w:rPr>
+        <w:t>平均距离的</w:t>
+      </w:r>
+      <w:r>
+        <w:rPr>
+          <w:rFonts w:hAnsi="宋体" w:hint="eastAsia"/>
+          <w:iCs/>
+          <w:sz w:val="24"/>
+          <w:szCs w:val="24"/>
+        </w:rPr>
+        <w:t>0.5</w:t>
+      </w:r>
+      <w:r>
+        <w:rPr>
+          <w:rFonts w:hAnsi="宋体" w:hint="eastAsia"/>
+          <w:iCs/>
+          <w:sz w:val="24"/>
+          <w:szCs w:val="24"/>
+        </w:rPr>
+        <w:t>倍</w:t>
+      </w:r>
+      <w:r>
+        <w:rPr>
+          <w:rFonts w:hAnsi="宋体" w:hint="eastAsia"/>
+          <w:iCs/>
+          <w:sz w:val="24"/>
+          <w:szCs w:val="24"/>
+        </w:rPr>
+        <w:t>计算得到</w:t>
+      </w:r>
+      <w:r>
+        <w:rPr>
+          <w:rFonts w:hAnsi="宋体" w:hint="eastAsia"/>
+          <w:iCs/>
+          <w:sz w:val="24"/>
+          <w:szCs w:val="24"/>
+        </w:rPr>
+        <w:t>，</w:t>
+      </w:r>
+      <m:oMath>
+        <m:sSub>
+          <m:sSubPr>
+            <m:ctrlPr>
+              <w:rPr>
+                <w:rFonts w:ascii="Cambria Math" w:hAnsi="Cambria Math"/>
+                <w:iCs/>
+                <w:sz w:val="24"/>
+                <w:szCs w:val="24"/>
+              </w:rPr>
+            </m:ctrlPr>
+          </m:sSubPr>
+          <m:e>
+            <m:r>
+              <w:rPr>
+                <w:rFonts w:ascii="Cambria Math" w:hAnsi="Cambria Math"/>
+                <w:sz w:val="24"/>
+                <w:szCs w:val="24"/>
+              </w:rPr>
+              <m:t>V</m:t>
+            </m:r>
+          </m:e>
+          <m:sub>
+            <m:r>
+              <w:rPr>
+                <w:rFonts w:ascii="Cambria Math" w:hAnsi="Cambria Math"/>
+                <w:sz w:val="24"/>
+                <w:szCs w:val="24"/>
+              </w:rPr>
+              <m:t>rep</m:t>
+            </m:r>
+          </m:sub>
+        </m:sSub>
+      </m:oMath>
+      <w:r>
+        <w:rPr>
+          <w:rFonts w:hAnsi="宋体" w:hint="eastAsia"/>
+          <w:iCs/>
+          <w:sz w:val="24"/>
+          <w:szCs w:val="24"/>
+        </w:rPr>
+        <w:t>的计算</w:t>
+      </w:r>
+      <w:r>
+        <w:rPr>
+          <w:rFonts w:hAnsi="宋体" w:hint="eastAsia"/>
+          <w:iCs/>
+          <w:sz w:val="24"/>
+          <w:szCs w:val="24"/>
+        </w:rPr>
+        <w:t>见公式(3.9)</w:t>
       </w:r>
       <w:r>
         <w:rPr>
@@ -21659,6 +22043,7 @@
           <w:sz w:val="24"/>
           <w:szCs w:val="24"/>
         </w:rPr>
+        <w:lastRenderedPageBreak/>
         <w:t>位置锚定矢量</w:t>
       </w:r>
       <w:r>
@@ -21805,6 +22190,7 @@
                   <m:ctrlPr>
                     <w:rPr>
                       <w:rFonts w:ascii="Cambria Math" w:hAnsi="Cambria Math"/>
+                      <w:i/>
                       <w:sz w:val="24"/>
                       <w:szCs w:val="24"/>
                     </w:rPr>
@@ -21866,6 +22252,7 @@
                   <m:ctrlPr>
                     <w:rPr>
                       <w:rFonts w:ascii="Cambria Math" w:hAnsi="Cambria Math"/>
+                      <w:i/>
                       <w:sz w:val="24"/>
                       <w:szCs w:val="24"/>
                     </w:rPr>
@@ -21915,6 +22302,7 @@
                   <m:ctrlPr>
                     <w:rPr>
                       <w:rFonts w:ascii="Cambria Math" w:hAnsi="Cambria Math"/>
+                      <w:i/>
                       <w:sz w:val="24"/>
                       <w:szCs w:val="24"/>
                     </w:rPr>
@@ -21975,17 +22363,6 @@
           </m:eqArr>
         </m:oMath>
       </m:oMathPara>
-    </w:p>
-    <w:p>
-      <w:pPr>
-        <w:pStyle w:val="ad"/>
-        <w:ind w:firstLine="480"/>
-        <w:rPr>
-          <w:rFonts w:hAnsi="宋体" w:hint="eastAsia"/>
-          <w:sz w:val="24"/>
-          <w:szCs w:val="24"/>
-        </w:rPr>
-      </w:pPr>
     </w:p>
     <w:p>
       <w:pPr>
@@ -22534,7 +22911,79 @@
           <w:sz w:val="24"/>
           <w:szCs w:val="24"/>
         </w:rPr>
-        <w:t>是平滑系数，用于控制簇内聚力的强度；</w:t>
+        <w:t>是平滑系数，用于控制簇内聚力的强度</w:t>
+      </w:r>
+      <w:r>
+        <w:rPr>
+          <w:rFonts w:hAnsi="宋体" w:hint="eastAsia"/>
+          <w:sz w:val="24"/>
+          <w:szCs w:val="24"/>
+        </w:rPr>
+        <w:t>，</w:t>
+      </w:r>
+      <w:r>
+        <w:rPr>
+          <w:rFonts w:hAnsi="宋体"/>
+          <w:sz w:val="24"/>
+          <w:szCs w:val="24"/>
+        </w:rPr>
+        <w:t>如果一个点的</w:t>
+      </w:r>
+      <w:r>
+        <w:rPr>
+          <w:rFonts w:hAnsi="宋体" w:hint="eastAsia"/>
+          <w:sz w:val="24"/>
+          <w:szCs w:val="24"/>
+        </w:rPr>
+        <w:t>周围</w:t>
+      </w:r>
+      <w:r>
+        <w:rPr>
+          <w:rFonts w:hAnsi="宋体"/>
+          <w:sz w:val="24"/>
+          <w:szCs w:val="24"/>
+        </w:rPr>
+        <w:t>密度高，</w:t>
+      </w:r>
+      <w:r>
+        <w:rPr>
+          <w:rFonts w:hAnsi="宋体" w:hint="eastAsia"/>
+          <w:sz w:val="24"/>
+          <w:szCs w:val="24"/>
+        </w:rPr>
+        <w:t>则</w:t>
+      </w:r>
+      <w:r>
+        <w:rPr>
+          <w:rFonts w:hAnsi="宋体"/>
+          <w:sz w:val="24"/>
+          <w:szCs w:val="24"/>
+        </w:rPr>
+        <w:t>适当</w:t>
+      </w:r>
+      <w:r>
+        <w:rPr>
+          <w:rFonts w:hAnsi="宋体" w:hint="eastAsia"/>
+          <w:sz w:val="24"/>
+          <w:szCs w:val="24"/>
+        </w:rPr>
+        <w:t>自适应</w:t>
+      </w:r>
+      <w:r>
+        <w:rPr>
+          <w:rFonts w:hAnsi="宋体"/>
+          <w:sz w:val="24"/>
+          <w:szCs w:val="24"/>
+        </w:rPr>
+        <w:t>增大平滑系数</w:t>
+      </w:r>
+      <w:r>
+        <w:rPr>
+          <w:rFonts w:hAnsi="宋体" w:hint="eastAsia"/>
+          <w:sz w:val="24"/>
+          <w:szCs w:val="24"/>
+        </w:rPr>
+        <w:t>；</w:t>
       </w:r>
       <m:oMath>
         <m:sSub>
@@ -22575,7 +23024,79 @@
           <w:sz w:val="24"/>
           <w:szCs w:val="24"/>
         </w:rPr>
-        <w:t>是锚定系数，用于控制点回归初始位置的力度。</w:t>
+        <w:t>是锚定系数，用于控制点回归初始位置的力度</w:t>
+      </w:r>
+      <w:r>
+        <w:rPr>
+          <w:rFonts w:hAnsi="宋体" w:hint="eastAsia"/>
+          <w:sz w:val="24"/>
+          <w:szCs w:val="24"/>
+        </w:rPr>
+        <w:t>，</w:t>
+      </w:r>
+      <w:r>
+        <w:rPr>
+          <w:rFonts w:hAnsi="宋体"/>
+          <w:sz w:val="24"/>
+          <w:szCs w:val="24"/>
+        </w:rPr>
+        <w:t>随着迭代轮数</w:t>
+      </w:r>
+      <w:r>
+        <w:rPr>
+          <w:rFonts w:hAnsi="宋体" w:hint="eastAsia"/>
+          <w:sz w:val="24"/>
+          <w:szCs w:val="24"/>
+        </w:rPr>
+        <w:t>增大，</w:t>
+      </w:r>
+      <w:r>
+        <w:rPr>
+          <w:rFonts w:hAnsi="宋体" w:hint="eastAsia"/>
+          <w:sz w:val="24"/>
+          <w:szCs w:val="24"/>
+        </w:rPr>
+        <w:t>位移逐渐减小，</w:t>
+      </w:r>
+      <w:r>
+        <w:rPr>
+          <w:rFonts w:hAnsi="宋体" w:hint="eastAsia"/>
+          <w:sz w:val="24"/>
+          <w:szCs w:val="24"/>
+        </w:rPr>
+        <w:t>锚定系数</w:t>
+      </w:r>
+      <w:r>
+        <w:rPr>
+          <w:rFonts w:hAnsi="宋体" w:hint="eastAsia"/>
+          <w:sz w:val="24"/>
+          <w:szCs w:val="24"/>
+        </w:rPr>
+        <w:t>也相应</w:t>
+      </w:r>
+      <w:r>
+        <w:rPr>
+          <w:rFonts w:hAnsi="宋体" w:hint="eastAsia"/>
+          <w:sz w:val="24"/>
+          <w:szCs w:val="24"/>
+        </w:rPr>
+        <w:t>自适应</w:t>
+      </w:r>
+      <w:r>
+        <w:rPr>
+          <w:rFonts w:hAnsi="宋体" w:hint="eastAsia"/>
+          <w:sz w:val="24"/>
+          <w:szCs w:val="24"/>
+        </w:rPr>
+        <w:t>减小</w:t>
+      </w:r>
+      <w:r>
+        <w:rPr>
+          <w:rFonts w:hAnsi="宋体" w:hint="eastAsia"/>
+          <w:sz w:val="24"/>
+          <w:szCs w:val="24"/>
+        </w:rPr>
+        <w:t>。</w:t>
       </w:r>
     </w:p>
     <w:p>
@@ -23200,18 +23721,8 @@
           <w:sz w:val="24"/>
           <w:szCs w:val="24"/>
         </w:rPr>
-        <w:t>算法迭代执行上述过程，直到达到最大迭代次数或位移变化量小于预设阈值</w:t>
-      </w:r>
-      <m:oMath>
-        <m:r>
-          <w:rPr>
-            <w:rFonts w:ascii="Cambria Math" w:hAnsi="Cambria Math"/>
-            <w:sz w:val="24"/>
-            <w:szCs w:val="24"/>
-          </w:rPr>
-          <m:t>ϵ</m:t>
-        </m:r>
-      </m:oMath>
+        <w:t>算法迭代执行上述过程，直到达到最大迭代次数</w:t>
+      </w:r>
       <w:r>
         <w:rPr>
           <w:rFonts w:hAnsi="宋体" w:hint="eastAsia"/>
@@ -23331,7 +23842,15 @@
           <w:sz w:val="24"/>
           <w:szCs w:val="24"/>
         </w:rPr>
-        <w:t>代表点位置前后调整</w:t>
+        <w:t>代表点位置调整</w:t>
+      </w:r>
+      <w:r>
+        <w:rPr>
+          <w:rFonts w:hAnsi="宋体"/>
+          <w:sz w:val="24"/>
+          <w:szCs w:val="24"/>
+        </w:rPr>
+        <w:t>前后</w:t>
       </w:r>
       <w:r>
         <w:rPr>
@@ -23358,9 +23877,9 @@
           <w:noProof/>
         </w:rPr>
         <w:drawing>
-          <wp:inline distT="0" distB="0" distL="0" distR="0" wp14:anchorId="383DA6C8" wp14:editId="13887EBE">
-            <wp:extent cx="3844014" cy="3692324"/>
-            <wp:effectExtent l="0" t="0" r="4445" b="3810"/>
+          <wp:inline distT="0" distB="0" distL="0" distR="0" wp14:anchorId="383DA6C8" wp14:editId="53D0511C">
+            <wp:extent cx="2655801" cy="2551001"/>
+            <wp:effectExtent l="0" t="0" r="0" b="1905"/>
             <wp:docPr id="307898422" name="图片 16"/>
             <wp:cNvGraphicFramePr>
               <a:graphicFrameLocks xmlns:a="http://schemas.openxmlformats.org/drawingml/2006/main" noChangeAspect="1"/>
@@ -23375,7 +23894,7 @@
                     </pic:cNvPicPr>
                   </pic:nvPicPr>
                   <pic:blipFill>
-                    <a:blip r:embed="rId15">
+                    <a:blip r:embed="rId17" cstate="print">
                       <a:extLst>
                         <a:ext uri="{28A0092B-C50C-407E-A947-70E740481C1C}">
                           <a14:useLocalDpi xmlns:a14="http://schemas.microsoft.com/office/drawing/2010/main" val="0"/>
@@ -23390,7 +23909,7 @@
                   <pic:spPr bwMode="auto">
                     <a:xfrm>
                       <a:off x="0" y="0"/>
-                      <a:ext cx="3848165" cy="3696311"/>
+                      <a:ext cx="2670071" cy="2564708"/>
                     </a:xfrm>
                     <a:prstGeom prst="rect">
                       <a:avLst/>
@@ -23469,7 +23988,7 @@
           <w:b/>
           <w:bCs/>
         </w:rPr>
-        <w:t>代表点位置</w:t>
+        <w:t>代表点位置调整</w:t>
       </w:r>
       <w:r>
         <w:rPr>
@@ -23485,7 +24004,7 @@
           <w:b/>
           <w:bCs/>
         </w:rPr>
-        <w:t>调整示意图</w:t>
+        <w:t>示意图</w:t>
       </w:r>
     </w:p>
     <w:p>
@@ -23501,6 +24020,7 @@
         <w:rPr>
           <w:rFonts w:hint="eastAsia"/>
         </w:rPr>
+        <w:lastRenderedPageBreak/>
         <w:t>3</w:t>
       </w:r>
       <w:r>
@@ -23763,7 +24283,6 @@
           <w:sz w:val="24"/>
           <w:szCs w:val="24"/>
         </w:rPr>
-        <w:lastRenderedPageBreak/>
         <w:t>首先基于调整后的代表点集合</w:t>
       </w:r>
       <m:oMath>
@@ -26130,6 +26649,7 @@
           <w:sz w:val="24"/>
           <w:szCs w:val="24"/>
         </w:rPr>
+        <w:lastRenderedPageBreak/>
         <w:t>FASCA算法由三个阶段组成，分别为</w:t>
       </w:r>
       <w:r>
@@ -26749,7 +27269,6 @@
           <w:sz w:val="24"/>
           <w:szCs w:val="24"/>
         </w:rPr>
-        <w:lastRenderedPageBreak/>
         <w:t>凝聚聚类与标签映射阶段</w:t>
       </w:r>
       <w:r>
@@ -30644,6 +31163,7 @@
                   <m:ctrlPr>
                     <w:rPr>
                       <w:rFonts w:ascii="Cambria Math" w:hAnsi="Cambria Math"/>
+                      <w:i/>
                       <w:sz w:val="24"/>
                       <w:szCs w:val="24"/>
                     </w:rPr>
@@ -30683,6 +31203,7 @@
                   <m:ctrlPr>
                     <w:rPr>
                       <w:rFonts w:ascii="Cambria Math" w:hAnsi="Cambria Math"/>
+                      <w:i/>
                       <w:sz w:val="24"/>
                       <w:szCs w:val="24"/>
                     </w:rPr>
@@ -30695,18 +31216,7 @@
                       <w:sz w:val="24"/>
                       <w:szCs w:val="24"/>
                     </w:rPr>
-                    <m:t>X-</m:t>
-                  </m:r>
-                  <m:r>
-                    <m:rPr>
-                      <m:sty m:val="p"/>
-                    </m:rPr>
-                    <w:rPr>
-                      <w:rFonts w:ascii="Cambria Math" w:hAnsi="Cambria Math"/>
-                      <w:sz w:val="24"/>
-                      <w:szCs w:val="24"/>
-                    </w:rPr>
-                    <m:t>min</m:t>
+                    <m:t>X-min</m:t>
                   </m:r>
                   <m:d>
                     <m:dPr>
@@ -30734,6 +31244,7 @@
                         </m:rPr>
                         <w:rPr>
                           <w:rFonts w:ascii="Times New Roman"/>
+                          <w:i/>
                           <w:sz w:val="24"/>
                           <w:szCs w:val="24"/>
                         </w:rPr>
@@ -30752,9 +31263,6 @@
                 </m:num>
                 <m:den>
                   <m:r>
-                    <m:rPr>
-                      <m:sty m:val="p"/>
-                    </m:rPr>
                     <w:rPr>
                       <w:rFonts w:ascii="Cambria Math" w:hAnsi="Cambria Math"/>
                       <w:sz w:val="24"/>
@@ -30788,6 +31296,7 @@
                         </m:rPr>
                         <w:rPr>
                           <w:rFonts w:ascii="Times New Roman"/>
+                          <w:i/>
                           <w:sz w:val="24"/>
                           <w:szCs w:val="24"/>
                         </w:rPr>
@@ -30809,18 +31318,7 @@
                       <w:sz w:val="24"/>
                       <w:szCs w:val="24"/>
                     </w:rPr>
-                    <m:t>-</m:t>
-                  </m:r>
-                  <m:r>
-                    <m:rPr>
-                      <m:sty m:val="p"/>
-                    </m:rPr>
-                    <w:rPr>
-                      <w:rFonts w:ascii="Cambria Math" w:hAnsi="Cambria Math"/>
-                      <w:sz w:val="24"/>
-                      <w:szCs w:val="24"/>
-                    </w:rPr>
-                    <m:t>min</m:t>
+                    <m:t>-min</m:t>
                   </m:r>
                   <m:d>
                     <m:dPr>
@@ -30848,6 +31346,7 @@
                         </m:rPr>
                         <w:rPr>
                           <w:rFonts w:ascii="Times New Roman"/>
+                          <w:i/>
                           <w:sz w:val="24"/>
                           <w:szCs w:val="24"/>
                         </w:rPr>
@@ -31343,7 +31842,7 @@
           <w:noProof/>
         </w:rPr>
         <w:drawing>
-          <wp:inline distT="0" distB="0" distL="0" distR="0" wp14:anchorId="65CB4209" wp14:editId="237224C0">
+          <wp:inline distT="0" distB="0" distL="0" distR="0" wp14:anchorId="65CB4209" wp14:editId="278FD44D">
             <wp:extent cx="4093200" cy="2455200"/>
             <wp:effectExtent l="0" t="0" r="3175" b="2540"/>
             <wp:docPr id="1208254361" name="图片 18"/>
@@ -31360,7 +31859,7 @@
                     </pic:cNvPicPr>
                   </pic:nvPicPr>
                   <pic:blipFill>
-                    <a:blip r:embed="rId16" cstate="print">
+                    <a:blip r:embed="rId18" cstate="print">
                       <a:extLst>
                         <a:ext uri="{28A0092B-C50C-407E-A947-70E740481C1C}">
                           <a14:useLocalDpi xmlns:a14="http://schemas.microsoft.com/office/drawing/2010/main" val="0"/>
@@ -31736,7 +32235,7 @@
                     </pic:cNvPicPr>
                   </pic:nvPicPr>
                   <pic:blipFill>
-                    <a:blip r:embed="rId17">
+                    <a:blip r:embed="rId19">
                       <a:extLst>
                         <a:ext uri="{28A0092B-C50C-407E-A947-70E740481C1C}">
                           <a14:useLocalDpi xmlns:a14="http://schemas.microsoft.com/office/drawing/2010/main" val="0"/>
@@ -32082,7 +32581,7 @@
           <w:noProof/>
         </w:rPr>
         <w:drawing>
-          <wp:inline distT="0" distB="0" distL="0" distR="0" wp14:anchorId="490418D4" wp14:editId="6685509A">
+          <wp:inline distT="0" distB="0" distL="0" distR="0" wp14:anchorId="490418D4" wp14:editId="497EFBD4">
             <wp:extent cx="4078800" cy="2448000"/>
             <wp:effectExtent l="0" t="0" r="0" b="0"/>
             <wp:docPr id="361884047" name="图片 21"/>
@@ -32099,7 +32598,7 @@
                     </pic:cNvPicPr>
                   </pic:nvPicPr>
                   <pic:blipFill>
-                    <a:blip r:embed="rId18" cstate="print">
+                    <a:blip r:embed="rId20" cstate="print">
                       <a:extLst>
                         <a:ext uri="{28A0092B-C50C-407E-A947-70E740481C1C}">
                           <a14:useLocalDpi xmlns:a14="http://schemas.microsoft.com/office/drawing/2010/main" val="0"/>
@@ -33234,7 +33733,7 @@
                     </pic:cNvPicPr>
                   </pic:nvPicPr>
                   <pic:blipFill>
-                    <a:blip r:embed="rId19" cstate="print">
+                    <a:blip r:embed="rId21" cstate="print">
                       <a:extLst>
                         <a:ext uri="{28A0092B-C50C-407E-A947-70E740481C1C}">
                           <a14:useLocalDpi xmlns:a14="http://schemas.microsoft.com/office/drawing/2010/main" val="0"/>
@@ -33470,7 +33969,7 @@
                     </pic:cNvPicPr>
                   </pic:nvPicPr>
                   <pic:blipFill>
-                    <a:blip r:embed="rId20" cstate="print">
+                    <a:blip r:embed="rId22" cstate="print">
                       <a:extLst>
                         <a:ext uri="{28A0092B-C50C-407E-A947-70E740481C1C}">
                           <a14:useLocalDpi xmlns:a14="http://schemas.microsoft.com/office/drawing/2010/main" val="0"/>
@@ -33695,7 +34194,7 @@
                     </pic:cNvPicPr>
                   </pic:nvPicPr>
                   <pic:blipFill>
-                    <a:blip r:embed="rId21" cstate="print">
+                    <a:blip r:embed="rId23" cstate="print">
                       <a:extLst>
                         <a:ext uri="{28A0092B-C50C-407E-A947-70E740481C1C}">
                           <a14:useLocalDpi xmlns:a14="http://schemas.microsoft.com/office/drawing/2010/main" val="0"/>
@@ -33921,7 +34420,7 @@
                     </pic:cNvPicPr>
                   </pic:nvPicPr>
                   <pic:blipFill>
-                    <a:blip r:embed="rId22" cstate="print">
+                    <a:blip r:embed="rId24" cstate="print">
                       <a:extLst>
                         <a:ext uri="{28A0092B-C50C-407E-A947-70E740481C1C}">
                           <a14:useLocalDpi xmlns:a14="http://schemas.microsoft.com/office/drawing/2010/main" val="0"/>
@@ -34156,7 +34655,7 @@
                     </pic:cNvPicPr>
                   </pic:nvPicPr>
                   <pic:blipFill>
-                    <a:blip r:embed="rId23" cstate="print">
+                    <a:blip r:embed="rId25" cstate="print">
                       <a:extLst>
                         <a:ext uri="{28A0092B-C50C-407E-A947-70E740481C1C}">
                           <a14:useLocalDpi xmlns:a14="http://schemas.microsoft.com/office/drawing/2010/main" val="0"/>
@@ -37259,7 +37758,7 @@
         </w:rPr>
         <w:lastRenderedPageBreak/>
         <w:drawing>
-          <wp:inline distT="0" distB="0" distL="0" distR="0" wp14:anchorId="414BA03D" wp14:editId="393FFACD">
+          <wp:inline distT="0" distB="0" distL="0" distR="0" wp14:anchorId="414BA03D" wp14:editId="29E1762A">
             <wp:extent cx="3951499" cy="2371090"/>
             <wp:effectExtent l="0" t="0" r="0" b="0"/>
             <wp:docPr id="1238547239" name="图片 9"/>
@@ -37276,7 +37775,7 @@
                     </pic:cNvPicPr>
                   </pic:nvPicPr>
                   <pic:blipFill>
-                    <a:blip r:embed="rId24" cstate="print">
+                    <a:blip r:embed="rId26" cstate="print">
                       <a:extLst>
                         <a:ext uri="{28A0092B-C50C-407E-A947-70E740481C1C}">
                           <a14:useLocalDpi xmlns:a14="http://schemas.microsoft.com/office/drawing/2010/main" val="0"/>
@@ -40239,7 +40738,7 @@
           <w:sz w:val="24"/>
           <w:szCs w:val="24"/>
         </w:rPr>
-        <w:t>算法无法自适应地决定聚类个数，需人工调参，这在处理复杂地未知数据时</w:t>
+        <w:t>算法无法自适应地决定聚类个数，需人工调参，这在处理复杂未知数据时</w:t>
       </w:r>
       <w:r>
         <w:rPr>
@@ -44048,8 +44547,8 @@
           <w:bCs/>
         </w:rPr>
         <w:sectPr>
-          <w:headerReference w:type="default" r:id="rId25"/>
-          <w:footerReference w:type="default" r:id="rId26"/>
+          <w:headerReference w:type="default" r:id="rId27"/>
+          <w:footerReference w:type="default" r:id="rId28"/>
           <w:footnotePr>
             <w:numFmt w:val="decimalEnclosedCircleChinese"/>
           </w:footnotePr>
@@ -44064,8 +44563,8 @@
     </w:p>
     <w:p/>
     <w:sectPr>
-      <w:headerReference w:type="default" r:id="rId27"/>
-      <w:footerReference w:type="default" r:id="rId28"/>
+      <w:headerReference w:type="default" r:id="rId29"/>
+      <w:footerReference w:type="default" r:id="rId30"/>
       <w:footnotePr>
         <w:numFmt w:val="decimalEnclosedCircleChinese"/>
       </w:footnotePr>
@@ -45060,7 +45559,7 @@
   <w:style w:type="paragraph" w:default="1" w:styleId="a">
     <w:name w:val="Normal"/>
     <w:qFormat/>
-    <w:rsid w:val="00FF75BA"/>
+    <w:rsid w:val="00A1346A"/>
     <w:pPr>
       <w:widowControl w:val="0"/>
       <w:jc w:val="both"/>

--- a/副本.docx
+++ b/副本.docx
@@ -1082,11 +1082,51 @@
       </w:r>
       <w:r>
         <w:rPr>
+          <w:noProof/>
+        </w:rPr>
+        <w:drawing>
+          <wp:inline distT="0" distB="0" distL="0" distR="0" wp14:anchorId="781E0D51" wp14:editId="4C2279B4">
+            <wp:extent cx="735356" cy="280279"/>
+            <wp:effectExtent l="0" t="0" r="7620" b="5715"/>
+            <wp:docPr id="1534342430" name="图片 1"/>
+            <wp:cNvGraphicFramePr>
+              <a:graphicFrameLocks xmlns:a="http://schemas.openxmlformats.org/drawingml/2006/main" noChangeAspect="1"/>
+            </wp:cNvGraphicFramePr>
+            <a:graphic xmlns:a="http://schemas.openxmlformats.org/drawingml/2006/main">
+              <a:graphicData uri="http://schemas.openxmlformats.org/drawingml/2006/picture">
+                <pic:pic xmlns:pic="http://schemas.openxmlformats.org/drawingml/2006/picture">
+                  <pic:nvPicPr>
+                    <pic:cNvPr id="1534342430" name=""/>
+                    <pic:cNvPicPr/>
+                  </pic:nvPicPr>
+                  <pic:blipFill>
+                    <a:blip r:embed="rId9"/>
+                    <a:stretch>
+                      <a:fillRect/>
+                    </a:stretch>
+                  </pic:blipFill>
+                  <pic:spPr>
+                    <a:xfrm>
+                      <a:off x="0" y="0"/>
+                      <a:ext cx="770410" cy="293640"/>
+                    </a:xfrm>
+                    <a:prstGeom prst="rect">
+                      <a:avLst/>
+                    </a:prstGeom>
+                  </pic:spPr>
+                </pic:pic>
+              </a:graphicData>
+            </a:graphic>
+          </wp:inline>
+        </w:drawing>
+      </w:r>
+      <w:r>
+        <w:rPr>
           <w:rFonts w:ascii="宋体" w:hAnsi="宋体" w:hint="eastAsia"/>
           <w:sz w:val="24"/>
           <w:szCs w:val="24"/>
         </w:rPr>
-        <w:t xml:space="preserve">           </w:t>
+        <w:t xml:space="preserve">  </w:t>
       </w:r>
       <w:r>
         <w:rPr>
@@ -1103,6 +1143,62 @@
           <w:szCs w:val="24"/>
         </w:rPr>
         <w:t>签名：</w:t>
+      </w:r>
+      <w:r>
+        <w:rPr>
+          <w:rFonts w:ascii="宋体" w:hAnsi="宋体"/>
+          <w:noProof/>
+          <w:sz w:val="24"/>
+          <w:szCs w:val="24"/>
+        </w:rPr>
+        <w:drawing>
+          <wp:inline distT="0" distB="0" distL="0" distR="0" wp14:anchorId="1FEF86D9" wp14:editId="27A79DEB">
+            <wp:extent cx="484314" cy="274959"/>
+            <wp:effectExtent l="0" t="0" r="0" b="0"/>
+            <wp:docPr id="191704045" name="图片 1"/>
+            <wp:cNvGraphicFramePr>
+              <a:graphicFrameLocks xmlns:a="http://schemas.openxmlformats.org/drawingml/2006/main" noChangeAspect="1"/>
+            </wp:cNvGraphicFramePr>
+            <a:graphic xmlns:a="http://schemas.openxmlformats.org/drawingml/2006/main">
+              <a:graphicData uri="http://schemas.openxmlformats.org/drawingml/2006/picture">
+                <pic:pic xmlns:pic="http://schemas.openxmlformats.org/drawingml/2006/picture">
+                  <pic:nvPicPr>
+                    <pic:cNvPr id="0" name="Picture 1"/>
+                    <pic:cNvPicPr>
+                      <a:picLocks noChangeAspect="1" noChangeArrowheads="1"/>
+                    </pic:cNvPicPr>
+                  </pic:nvPicPr>
+                  <pic:blipFill>
+                    <a:blip r:embed="rId10" cstate="print">
+                      <a:extLst>
+                        <a:ext uri="{28A0092B-C50C-407E-A947-70E740481C1C}">
+                          <a14:useLocalDpi xmlns:a14="http://schemas.microsoft.com/office/drawing/2010/main" val="0"/>
+                        </a:ext>
+                      </a:extLst>
+                    </a:blip>
+                    <a:srcRect/>
+                    <a:stretch>
+                      <a:fillRect/>
+                    </a:stretch>
+                  </pic:blipFill>
+                  <pic:spPr bwMode="auto">
+                    <a:xfrm>
+                      <a:off x="0" y="0"/>
+                      <a:ext cx="520309" cy="295394"/>
+                    </a:xfrm>
+                    <a:prstGeom prst="rect">
+                      <a:avLst/>
+                    </a:prstGeom>
+                    <a:noFill/>
+                    <a:ln>
+                      <a:noFill/>
+                    </a:ln>
+                  </pic:spPr>
+                </pic:pic>
+              </a:graphicData>
+            </a:graphic>
+          </wp:inline>
+        </w:drawing>
       </w:r>
     </w:p>
     <w:p>
@@ -1414,11 +1510,51 @@
       </w:r>
       <w:r>
         <w:rPr>
+          <w:noProof/>
+        </w:rPr>
+        <w:drawing>
+          <wp:inline distT="0" distB="0" distL="0" distR="0" wp14:anchorId="32C426B6" wp14:editId="2A0DD8FA">
+            <wp:extent cx="735356" cy="280279"/>
+            <wp:effectExtent l="0" t="0" r="7620" b="5715"/>
+            <wp:docPr id="352705576" name="图片 1"/>
+            <wp:cNvGraphicFramePr>
+              <a:graphicFrameLocks xmlns:a="http://schemas.openxmlformats.org/drawingml/2006/main" noChangeAspect="1"/>
+            </wp:cNvGraphicFramePr>
+            <a:graphic xmlns:a="http://schemas.openxmlformats.org/drawingml/2006/main">
+              <a:graphicData uri="http://schemas.openxmlformats.org/drawingml/2006/picture">
+                <pic:pic xmlns:pic="http://schemas.openxmlformats.org/drawingml/2006/picture">
+                  <pic:nvPicPr>
+                    <pic:cNvPr id="1534342430" name=""/>
+                    <pic:cNvPicPr/>
+                  </pic:nvPicPr>
+                  <pic:blipFill>
+                    <a:blip r:embed="rId9"/>
+                    <a:stretch>
+                      <a:fillRect/>
+                    </a:stretch>
+                  </pic:blipFill>
+                  <pic:spPr>
+                    <a:xfrm>
+                      <a:off x="0" y="0"/>
+                      <a:ext cx="770410" cy="293640"/>
+                    </a:xfrm>
+                    <a:prstGeom prst="rect">
+                      <a:avLst/>
+                    </a:prstGeom>
+                  </pic:spPr>
+                </pic:pic>
+              </a:graphicData>
+            </a:graphic>
+          </wp:inline>
+        </w:drawing>
+      </w:r>
+      <w:r>
+        <w:rPr>
           <w:rFonts w:ascii="宋体" w:hAnsi="宋体" w:hint="eastAsia"/>
           <w:sz w:val="24"/>
           <w:szCs w:val="24"/>
         </w:rPr>
-        <w:t xml:space="preserve">           </w:t>
+        <w:t xml:space="preserve">   </w:t>
       </w:r>
       <w:r>
         <w:rPr>
@@ -1435,6 +1571,62 @@
           <w:szCs w:val="24"/>
         </w:rPr>
         <w:t>签名：</w:t>
+      </w:r>
+      <w:r>
+        <w:rPr>
+          <w:rFonts w:ascii="宋体" w:hAnsi="宋体"/>
+          <w:noProof/>
+          <w:sz w:val="24"/>
+          <w:szCs w:val="24"/>
+        </w:rPr>
+        <w:drawing>
+          <wp:inline distT="0" distB="0" distL="0" distR="0" wp14:anchorId="0BE68C82" wp14:editId="26A91A84">
+            <wp:extent cx="484314" cy="274959"/>
+            <wp:effectExtent l="0" t="0" r="0" b="0"/>
+            <wp:docPr id="1020607415" name="图片 1"/>
+            <wp:cNvGraphicFramePr>
+              <a:graphicFrameLocks xmlns:a="http://schemas.openxmlformats.org/drawingml/2006/main" noChangeAspect="1"/>
+            </wp:cNvGraphicFramePr>
+            <a:graphic xmlns:a="http://schemas.openxmlformats.org/drawingml/2006/main">
+              <a:graphicData uri="http://schemas.openxmlformats.org/drawingml/2006/picture">
+                <pic:pic xmlns:pic="http://schemas.openxmlformats.org/drawingml/2006/picture">
+                  <pic:nvPicPr>
+                    <pic:cNvPr id="0" name="Picture 1"/>
+                    <pic:cNvPicPr>
+                      <a:picLocks noChangeAspect="1" noChangeArrowheads="1"/>
+                    </pic:cNvPicPr>
+                  </pic:nvPicPr>
+                  <pic:blipFill>
+                    <a:blip r:embed="rId10" cstate="print">
+                      <a:extLst>
+                        <a:ext uri="{28A0092B-C50C-407E-A947-70E740481C1C}">
+                          <a14:useLocalDpi xmlns:a14="http://schemas.microsoft.com/office/drawing/2010/main" val="0"/>
+                        </a:ext>
+                      </a:extLst>
+                    </a:blip>
+                    <a:srcRect/>
+                    <a:stretch>
+                      <a:fillRect/>
+                    </a:stretch>
+                  </pic:blipFill>
+                  <pic:spPr bwMode="auto">
+                    <a:xfrm>
+                      <a:off x="0" y="0"/>
+                      <a:ext cx="520309" cy="295394"/>
+                    </a:xfrm>
+                    <a:prstGeom prst="rect">
+                      <a:avLst/>
+                    </a:prstGeom>
+                    <a:noFill/>
+                    <a:ln>
+                      <a:noFill/>
+                    </a:ln>
+                  </pic:spPr>
+                </pic:pic>
+              </a:graphicData>
+            </a:graphic>
+          </wp:inline>
+        </w:drawing>
       </w:r>
     </w:p>
     <w:p>
@@ -1448,9 +1640,9 @@
           <w:szCs w:val="28"/>
         </w:rPr>
         <w:sectPr>
-          <w:headerReference w:type="even" r:id="rId9"/>
-          <w:footerReference w:type="even" r:id="rId10"/>
-          <w:footerReference w:type="default" r:id="rId11"/>
+          <w:headerReference w:type="even" r:id="rId11"/>
+          <w:footerReference w:type="even" r:id="rId12"/>
+          <w:footerReference w:type="default" r:id="rId13"/>
           <w:type w:val="continuous"/>
           <w:pgSz w:w="11906" w:h="16838"/>
           <w:pgMar w:top="1440" w:right="1797" w:bottom="1440" w:left="1797" w:header="1191" w:footer="680" w:gutter="0"/>
@@ -6771,7 +6963,7 @@
           <w:szCs w:val="24"/>
         </w:rPr>
         <w:sectPr>
-          <w:footerReference w:type="default" r:id="rId12"/>
+          <w:footerReference w:type="default" r:id="rId14"/>
           <w:pgSz w:w="11906" w:h="16838"/>
           <w:pgMar w:top="1446" w:right="1446" w:bottom="1446" w:left="1446" w:header="851" w:footer="992" w:gutter="0"/>
           <w:pgNumType w:fmt="upperRoman" w:start="1"/>
@@ -7128,7 +7320,7 @@
                           </pic:cNvPicPr>
                         </pic:nvPicPr>
                         <pic:blipFill>
-                          <a:blip r:embed="rId13" cstate="print">
+                          <a:blip r:embed="rId15" cstate="print">
                             <a:extLst>
                               <a:ext uri="{28A0092B-C50C-407E-A947-70E740481C1C}">
                                 <a14:useLocalDpi xmlns:a14="http://schemas.microsoft.com/office/drawing/2010/main" val="0"/>
@@ -7225,7 +7417,7 @@
                           </pic:cNvPicPr>
                         </pic:nvPicPr>
                         <pic:blipFill>
-                          <a:blip r:embed="rId14" cstate="print">
+                          <a:blip r:embed="rId16" cstate="print">
                             <a:extLst>
                               <a:ext uri="{28A0092B-C50C-407E-A947-70E740481C1C}">
                                 <a14:useLocalDpi xmlns:a14="http://schemas.microsoft.com/office/drawing/2010/main" val="0"/>
@@ -18846,15 +19038,7 @@
                   <w:sz w:val="24"/>
                   <w:szCs w:val="24"/>
                 </w:rPr>
-                <m:t>&lt;ε</m:t>
-              </m:r>
-              <m:r>
-                <w:rPr>
-                  <w:rFonts w:ascii="Cambria Math" w:hAnsi="Cambria Math"/>
-                  <w:sz w:val="24"/>
-                  <w:szCs w:val="24"/>
-                </w:rPr>
-                <m:t>#</m:t>
+                <m:t>&lt;ε#</m:t>
               </m:r>
               <m:d>
                 <m:dPr>
@@ -19249,7 +19433,7 @@
                           </pic:cNvPicPr>
                         </pic:nvPicPr>
                         <pic:blipFill>
-                          <a:blip r:embed="rId15" cstate="print">
+                          <a:blip r:embed="rId17" cstate="print">
                             <a:extLst>
                               <a:ext uri="{28A0092B-C50C-407E-A947-70E740481C1C}">
                                 <a14:useLocalDpi xmlns:a14="http://schemas.microsoft.com/office/drawing/2010/main" val="0"/>
@@ -19359,7 +19543,7 @@
                           </pic:cNvPicPr>
                         </pic:nvPicPr>
                         <pic:blipFill>
-                          <a:blip r:embed="rId16" cstate="print">
+                          <a:blip r:embed="rId18" cstate="print">
                             <a:extLst>
                               <a:ext uri="{28A0092B-C50C-407E-A947-70E740481C1C}">
                                 <a14:useLocalDpi xmlns:a14="http://schemas.microsoft.com/office/drawing/2010/main" val="0"/>
@@ -23877,7 +24061,7 @@
           <w:noProof/>
         </w:rPr>
         <w:drawing>
-          <wp:inline distT="0" distB="0" distL="0" distR="0" wp14:anchorId="383DA6C8" wp14:editId="53D0511C">
+          <wp:inline distT="0" distB="0" distL="0" distR="0" wp14:anchorId="383DA6C8" wp14:editId="0C54AE19">
             <wp:extent cx="2655801" cy="2551001"/>
             <wp:effectExtent l="0" t="0" r="0" b="1905"/>
             <wp:docPr id="307898422" name="图片 16"/>
@@ -23894,7 +24078,7 @@
                     </pic:cNvPicPr>
                   </pic:nvPicPr>
                   <pic:blipFill>
-                    <a:blip r:embed="rId17" cstate="print">
+                    <a:blip r:embed="rId19" cstate="print">
                       <a:extLst>
                         <a:ext uri="{28A0092B-C50C-407E-A947-70E740481C1C}">
                           <a14:useLocalDpi xmlns:a14="http://schemas.microsoft.com/office/drawing/2010/main" val="0"/>
@@ -31842,7 +32026,7 @@
           <w:noProof/>
         </w:rPr>
         <w:drawing>
-          <wp:inline distT="0" distB="0" distL="0" distR="0" wp14:anchorId="65CB4209" wp14:editId="278FD44D">
+          <wp:inline distT="0" distB="0" distL="0" distR="0" wp14:anchorId="65CB4209" wp14:editId="03B33068">
             <wp:extent cx="4093200" cy="2455200"/>
             <wp:effectExtent l="0" t="0" r="3175" b="2540"/>
             <wp:docPr id="1208254361" name="图片 18"/>
@@ -31859,7 +32043,7 @@
                     </pic:cNvPicPr>
                   </pic:nvPicPr>
                   <pic:blipFill>
-                    <a:blip r:embed="rId18" cstate="print">
+                    <a:blip r:embed="rId20" cstate="print">
                       <a:extLst>
                         <a:ext uri="{28A0092B-C50C-407E-A947-70E740481C1C}">
                           <a14:useLocalDpi xmlns:a14="http://schemas.microsoft.com/office/drawing/2010/main" val="0"/>
@@ -32235,7 +32419,7 @@
                     </pic:cNvPicPr>
                   </pic:nvPicPr>
                   <pic:blipFill>
-                    <a:blip r:embed="rId19">
+                    <a:blip r:embed="rId21">
                       <a:extLst>
                         <a:ext uri="{28A0092B-C50C-407E-A947-70E740481C1C}">
                           <a14:useLocalDpi xmlns:a14="http://schemas.microsoft.com/office/drawing/2010/main" val="0"/>
@@ -32581,7 +32765,7 @@
           <w:noProof/>
         </w:rPr>
         <w:drawing>
-          <wp:inline distT="0" distB="0" distL="0" distR="0" wp14:anchorId="490418D4" wp14:editId="497EFBD4">
+          <wp:inline distT="0" distB="0" distL="0" distR="0" wp14:anchorId="490418D4" wp14:editId="05ED827A">
             <wp:extent cx="4078800" cy="2448000"/>
             <wp:effectExtent l="0" t="0" r="0" b="0"/>
             <wp:docPr id="361884047" name="图片 21"/>
@@ -32598,7 +32782,7 @@
                     </pic:cNvPicPr>
                   </pic:nvPicPr>
                   <pic:blipFill>
-                    <a:blip r:embed="rId20" cstate="print">
+                    <a:blip r:embed="rId22" cstate="print">
                       <a:extLst>
                         <a:ext uri="{28A0092B-C50C-407E-A947-70E740481C1C}">
                           <a14:useLocalDpi xmlns:a14="http://schemas.microsoft.com/office/drawing/2010/main" val="0"/>
@@ -33733,7 +33917,7 @@
                     </pic:cNvPicPr>
                   </pic:nvPicPr>
                   <pic:blipFill>
-                    <a:blip r:embed="rId21" cstate="print">
+                    <a:blip r:embed="rId23" cstate="print">
                       <a:extLst>
                         <a:ext uri="{28A0092B-C50C-407E-A947-70E740481C1C}">
                           <a14:useLocalDpi xmlns:a14="http://schemas.microsoft.com/office/drawing/2010/main" val="0"/>
@@ -33969,7 +34153,7 @@
                     </pic:cNvPicPr>
                   </pic:nvPicPr>
                   <pic:blipFill>
-                    <a:blip r:embed="rId22" cstate="print">
+                    <a:blip r:embed="rId24" cstate="print">
                       <a:extLst>
                         <a:ext uri="{28A0092B-C50C-407E-A947-70E740481C1C}">
                           <a14:useLocalDpi xmlns:a14="http://schemas.microsoft.com/office/drawing/2010/main" val="0"/>
@@ -34194,7 +34378,7 @@
                     </pic:cNvPicPr>
                   </pic:nvPicPr>
                   <pic:blipFill>
-                    <a:blip r:embed="rId23" cstate="print">
+                    <a:blip r:embed="rId25" cstate="print">
                       <a:extLst>
                         <a:ext uri="{28A0092B-C50C-407E-A947-70E740481C1C}">
                           <a14:useLocalDpi xmlns:a14="http://schemas.microsoft.com/office/drawing/2010/main" val="0"/>
@@ -34420,7 +34604,7 @@
                     </pic:cNvPicPr>
                   </pic:nvPicPr>
                   <pic:blipFill>
-                    <a:blip r:embed="rId24" cstate="print">
+                    <a:blip r:embed="rId26" cstate="print">
                       <a:extLst>
                         <a:ext uri="{28A0092B-C50C-407E-A947-70E740481C1C}">
                           <a14:useLocalDpi xmlns:a14="http://schemas.microsoft.com/office/drawing/2010/main" val="0"/>
@@ -34655,7 +34839,7 @@
                     </pic:cNvPicPr>
                   </pic:nvPicPr>
                   <pic:blipFill>
-                    <a:blip r:embed="rId25" cstate="print">
+                    <a:blip r:embed="rId27" cstate="print">
                       <a:extLst>
                         <a:ext uri="{28A0092B-C50C-407E-A947-70E740481C1C}">
                           <a14:useLocalDpi xmlns:a14="http://schemas.microsoft.com/office/drawing/2010/main" val="0"/>
@@ -37758,7 +37942,7 @@
         </w:rPr>
         <w:lastRenderedPageBreak/>
         <w:drawing>
-          <wp:inline distT="0" distB="0" distL="0" distR="0" wp14:anchorId="414BA03D" wp14:editId="29E1762A">
+          <wp:inline distT="0" distB="0" distL="0" distR="0" wp14:anchorId="414BA03D" wp14:editId="0C070F95">
             <wp:extent cx="3951499" cy="2371090"/>
             <wp:effectExtent l="0" t="0" r="0" b="0"/>
             <wp:docPr id="1238547239" name="图片 9"/>
@@ -37775,7 +37959,7 @@
                     </pic:cNvPicPr>
                   </pic:nvPicPr>
                   <pic:blipFill>
-                    <a:blip r:embed="rId26" cstate="print">
+                    <a:blip r:embed="rId28" cstate="print">
                       <a:extLst>
                         <a:ext uri="{28A0092B-C50C-407E-A947-70E740481C1C}">
                           <a14:useLocalDpi xmlns:a14="http://schemas.microsoft.com/office/drawing/2010/main" val="0"/>
@@ -44547,8 +44731,8 @@
           <w:bCs/>
         </w:rPr>
         <w:sectPr>
-          <w:headerReference w:type="default" r:id="rId27"/>
-          <w:footerReference w:type="default" r:id="rId28"/>
+          <w:headerReference w:type="default" r:id="rId29"/>
+          <w:footerReference w:type="default" r:id="rId30"/>
           <w:footnotePr>
             <w:numFmt w:val="decimalEnclosedCircleChinese"/>
           </w:footnotePr>
@@ -44563,8 +44747,8 @@
     </w:p>
     <w:p/>
     <w:sectPr>
-      <w:headerReference w:type="default" r:id="rId29"/>
-      <w:footerReference w:type="default" r:id="rId30"/>
+      <w:headerReference w:type="default" r:id="rId31"/>
+      <w:footerReference w:type="default" r:id="rId32"/>
       <w:footnotePr>
         <w:numFmt w:val="decimalEnclosedCircleChinese"/>
       </w:footnotePr>
@@ -45729,6 +45913,7 @@
   <w:style w:type="character" w:default="1" w:styleId="a0">
     <w:name w:val="Default Paragraph Font"/>
     <w:uiPriority w:val="1"/>
+    <w:semiHidden/>
     <w:unhideWhenUsed/>
   </w:style>
   <w:style w:type="table" w:default="1" w:styleId="a1">
